--- a/Information Security/7.docx
+++ b/Information Security/7.docx
@@ -16,20 +16,13 @@
       </w:r>
       <w:r>
         <w:br/>
-      </w:r>
-      <w:r>
-        <w:t xml:space="preserve">Suppose that Alice's RSA public key is (N, e) = (33,3) </w:t>
-      </w:r>
-      <w:r>
-        <w:t xml:space="preserve">and her private key is d = 7. </w:t>
+        <w:t xml:space="preserve">Suppose that Alice's RSA public key is (N, e) = (33,3) and her private key is d = 7. </w:t>
       </w:r>
       <w:r>
         <w:br/>
       </w:r>
       <w:r>
         <w:br/>
-      </w:r>
-      <w:r>
         <w:t xml:space="preserve">a. If Bob encrypts the message M = 19 using Alice's public key, what is the </w:t>
       </w:r>
       <w:proofErr w:type="spellStart"/>
@@ -235,13 +228,6 @@
           <w:szCs w:val="24"/>
         </w:rPr>
         <w:br/>
-      </w:r>
-      <w:r>
-        <w:rPr>
-          <w:rFonts w:ascii="Times New Roman" w:eastAsia="Times New Roman" w:hAnsi="Times New Roman" w:cs="Times New Roman"/>
-          <w:sz w:val="24"/>
-          <w:szCs w:val="24"/>
-        </w:rPr>
         <w:t>C = M</w:t>
       </w:r>
       <w:r>
@@ -589,13 +575,7 @@
         <w:br/>
       </w:r>
       <w:r>
-        <w:t>Suppose that for the knapsack cryptosystem, the super</w:t>
-      </w:r>
-      <w:r>
-        <w:t xml:space="preserve"> </w:t>
-      </w:r>
-      <w:r>
-        <w:t xml:space="preserve">increasing knapsack is (3,5,12,23) with n = 47 and m = 6. </w:t>
+        <w:t xml:space="preserve">Suppose that for the knapsack cryptosystem, the super increasing knapsack is (3,5,12,23) with n = 47 and m = 6. </w:t>
       </w:r>
     </w:p>
     <w:p>
@@ -611,8 +591,6 @@
       </w:r>
       <w:r>
         <w:br/>
-      </w:r>
-      <w:r>
         <w:t>b. Encrypt the message M = 1110 (given in binary). Give your result in decimal.</w:t>
       </w:r>
       <w:r>
@@ -716,8 +694,6 @@
         </w:rPr>
         <w:t>M = 1110 (binary)</w:t>
       </w:r>
-      <w:bookmarkStart w:id="0" w:name="_GoBack"/>
-      <w:bookmarkEnd w:id="0"/>
     </w:p>
     <w:p>
       <w:pPr>
@@ -1460,6 +1436,9 @@
     <w:p>
       <w:pPr>
         <w:pStyle w:val="Heading3"/>
+        <w:rPr>
+          <w:rStyle w:val="Strong"/>
+        </w:rPr>
       </w:pPr>
       <w:r>
         <w:rPr>
@@ -1496,6 +1475,1374 @@
         </w:rPr>
         <w:t>73 (decimal)</w:t>
       </w:r>
+      <w:r>
+        <w:rPr>
+          <w:rStyle w:val="Strong"/>
+        </w:rPr>
+        <w:br/>
+      </w:r>
+      <w:r>
+        <w:rPr>
+          <w:rStyle w:val="Strong"/>
+        </w:rPr>
+        <w:br/>
+      </w:r>
+    </w:p>
+    <w:p>
+      <w:pPr>
+        <w:spacing w:before="100" w:beforeAutospacing="1" w:after="100" w:afterAutospacing="1" w:line="240" w:lineRule="auto"/>
+        <w:outlineLvl w:val="0"/>
+        <w:rPr>
+          <w:rFonts w:ascii="Times New Roman" w:eastAsia="Times New Roman" w:hAnsi="Times New Roman" w:cs="Times New Roman"/>
+          <w:b/>
+          <w:bCs/>
+          <w:kern w:val="36"/>
+          <w:sz w:val="24"/>
+          <w:szCs w:val="24"/>
+        </w:rPr>
+      </w:pPr>
+      <w:r>
+        <w:rPr>
+          <w:rFonts w:ascii="Times New Roman" w:eastAsia="Times New Roman" w:hAnsi="Times New Roman" w:cs="Times New Roman"/>
+          <w:b/>
+          <w:bCs/>
+          <w:kern w:val="36"/>
+          <w:sz w:val="24"/>
+          <w:szCs w:val="24"/>
+        </w:rPr>
+        <w:t xml:space="preserve">Cryptography </w:t>
+      </w:r>
+      <w:proofErr w:type="spellStart"/>
+      <w:r>
+        <w:rPr>
+          <w:rFonts w:ascii="Nirmala UI" w:eastAsia="Times New Roman" w:hAnsi="Nirmala UI" w:cs="Nirmala UI"/>
+          <w:b/>
+          <w:bCs/>
+          <w:kern w:val="36"/>
+          <w:sz w:val="24"/>
+          <w:szCs w:val="24"/>
+        </w:rPr>
+        <w:t>বলতে</w:t>
+      </w:r>
+      <w:proofErr w:type="spellEnd"/>
+      <w:r>
+        <w:rPr>
+          <w:rFonts w:ascii="Times New Roman" w:eastAsia="Times New Roman" w:hAnsi="Times New Roman" w:cs="Times New Roman"/>
+          <w:b/>
+          <w:bCs/>
+          <w:kern w:val="36"/>
+          <w:sz w:val="24"/>
+          <w:szCs w:val="24"/>
+        </w:rPr>
+        <w:t xml:space="preserve"> </w:t>
+      </w:r>
+      <w:proofErr w:type="spellStart"/>
+      <w:r>
+        <w:rPr>
+          <w:rFonts w:ascii="Nirmala UI" w:eastAsia="Times New Roman" w:hAnsi="Nirmala UI" w:cs="Nirmala UI"/>
+          <w:b/>
+          <w:bCs/>
+          <w:kern w:val="36"/>
+          <w:sz w:val="24"/>
+          <w:szCs w:val="24"/>
+        </w:rPr>
+        <w:t>কী</w:t>
+      </w:r>
+      <w:proofErr w:type="spellEnd"/>
+      <w:r>
+        <w:rPr>
+          <w:rFonts w:ascii="Times New Roman" w:eastAsia="Times New Roman" w:hAnsi="Times New Roman" w:cs="Times New Roman"/>
+          <w:b/>
+          <w:bCs/>
+          <w:kern w:val="36"/>
+          <w:sz w:val="24"/>
+          <w:szCs w:val="24"/>
+        </w:rPr>
+        <w:t xml:space="preserve"> </w:t>
+      </w:r>
+      <w:proofErr w:type="spellStart"/>
+      <w:r>
+        <w:rPr>
+          <w:rFonts w:ascii="Nirmala UI" w:eastAsia="Times New Roman" w:hAnsi="Nirmala UI" w:cs="Nirmala UI"/>
+          <w:b/>
+          <w:bCs/>
+          <w:kern w:val="36"/>
+          <w:sz w:val="24"/>
+          <w:szCs w:val="24"/>
+        </w:rPr>
+        <w:t>বুঝায়</w:t>
+      </w:r>
+      <w:proofErr w:type="spellEnd"/>
+      <w:r>
+        <w:rPr>
+          <w:rFonts w:ascii="Times New Roman" w:eastAsia="Times New Roman" w:hAnsi="Times New Roman" w:cs="Times New Roman"/>
+          <w:b/>
+          <w:bCs/>
+          <w:kern w:val="36"/>
+          <w:sz w:val="24"/>
+          <w:szCs w:val="24"/>
+        </w:rPr>
+        <w:t>?</w:t>
+      </w:r>
+    </w:p>
+    <w:p>
+      <w:pPr>
+        <w:spacing w:before="100" w:beforeAutospacing="1" w:after="100" w:afterAutospacing="1" w:line="240" w:lineRule="auto"/>
+        <w:rPr>
+          <w:rFonts w:ascii="Times New Roman" w:eastAsia="Times New Roman" w:hAnsi="Times New Roman" w:cs="Times New Roman"/>
+          <w:sz w:val="24"/>
+          <w:szCs w:val="24"/>
+        </w:rPr>
+      </w:pPr>
+      <w:r>
+        <w:rPr>
+          <w:rFonts w:ascii="Times New Roman" w:eastAsia="Times New Roman" w:hAnsi="Times New Roman" w:cs="Times New Roman"/>
+          <w:b/>
+          <w:bCs/>
+          <w:sz w:val="24"/>
+          <w:szCs w:val="24"/>
+        </w:rPr>
+        <w:t>Cryptography</w:t>
+      </w:r>
+      <w:r>
+        <w:rPr>
+          <w:rFonts w:ascii="Times New Roman" w:eastAsia="Times New Roman" w:hAnsi="Times New Roman" w:cs="Times New Roman"/>
+          <w:sz w:val="24"/>
+          <w:szCs w:val="24"/>
+        </w:rPr>
+        <w:t xml:space="preserve"> </w:t>
+      </w:r>
+      <w:proofErr w:type="spellStart"/>
+      <w:r>
+        <w:rPr>
+          <w:rFonts w:ascii="Nirmala UI" w:eastAsia="Times New Roman" w:hAnsi="Nirmala UI" w:cs="Nirmala UI"/>
+          <w:sz w:val="24"/>
+          <w:szCs w:val="24"/>
+        </w:rPr>
+        <w:t>হলো</w:t>
+      </w:r>
+      <w:proofErr w:type="spellEnd"/>
+      <w:r>
+        <w:rPr>
+          <w:rFonts w:ascii="Times New Roman" w:eastAsia="Times New Roman" w:hAnsi="Times New Roman" w:cs="Times New Roman"/>
+          <w:sz w:val="24"/>
+          <w:szCs w:val="24"/>
+        </w:rPr>
+        <w:t xml:space="preserve"> </w:t>
+      </w:r>
+      <w:proofErr w:type="spellStart"/>
+      <w:r>
+        <w:rPr>
+          <w:rFonts w:ascii="Nirmala UI" w:eastAsia="Times New Roman" w:hAnsi="Nirmala UI" w:cs="Nirmala UI"/>
+          <w:sz w:val="24"/>
+          <w:szCs w:val="24"/>
+        </w:rPr>
+        <w:t>এমন</w:t>
+      </w:r>
+      <w:proofErr w:type="spellEnd"/>
+      <w:r>
+        <w:rPr>
+          <w:rFonts w:ascii="Times New Roman" w:eastAsia="Times New Roman" w:hAnsi="Times New Roman" w:cs="Times New Roman"/>
+          <w:sz w:val="24"/>
+          <w:szCs w:val="24"/>
+        </w:rPr>
+        <w:t xml:space="preserve"> </w:t>
+      </w:r>
+      <w:proofErr w:type="spellStart"/>
+      <w:r>
+        <w:rPr>
+          <w:rFonts w:ascii="Nirmala UI" w:eastAsia="Times New Roman" w:hAnsi="Nirmala UI" w:cs="Nirmala UI"/>
+          <w:sz w:val="24"/>
+          <w:szCs w:val="24"/>
+        </w:rPr>
+        <w:t>একটি</w:t>
+      </w:r>
+      <w:proofErr w:type="spellEnd"/>
+      <w:r>
+        <w:rPr>
+          <w:rFonts w:ascii="Times New Roman" w:eastAsia="Times New Roman" w:hAnsi="Times New Roman" w:cs="Times New Roman"/>
+          <w:sz w:val="24"/>
+          <w:szCs w:val="24"/>
+        </w:rPr>
+        <w:t xml:space="preserve"> </w:t>
+      </w:r>
+      <w:proofErr w:type="spellStart"/>
+      <w:r>
+        <w:rPr>
+          <w:rFonts w:ascii="Nirmala UI" w:eastAsia="Times New Roman" w:hAnsi="Nirmala UI" w:cs="Nirmala UI"/>
+          <w:sz w:val="24"/>
+          <w:szCs w:val="24"/>
+        </w:rPr>
+        <w:t>পদ্ধতি</w:t>
+      </w:r>
+      <w:proofErr w:type="spellEnd"/>
+      <w:r>
+        <w:rPr>
+          <w:rFonts w:ascii="Times New Roman" w:eastAsia="Times New Roman" w:hAnsi="Times New Roman" w:cs="Times New Roman"/>
+          <w:sz w:val="24"/>
+          <w:szCs w:val="24"/>
+        </w:rPr>
+        <w:t xml:space="preserve"> </w:t>
+      </w:r>
+      <w:proofErr w:type="spellStart"/>
+      <w:r>
+        <w:rPr>
+          <w:rFonts w:ascii="Nirmala UI" w:eastAsia="Times New Roman" w:hAnsi="Nirmala UI" w:cs="Nirmala UI"/>
+          <w:sz w:val="24"/>
+          <w:szCs w:val="24"/>
+        </w:rPr>
+        <w:t>যেখানে</w:t>
+      </w:r>
+      <w:proofErr w:type="spellEnd"/>
+      <w:r>
+        <w:rPr>
+          <w:rFonts w:ascii="Times New Roman" w:eastAsia="Times New Roman" w:hAnsi="Times New Roman" w:cs="Times New Roman"/>
+          <w:sz w:val="24"/>
+          <w:szCs w:val="24"/>
+        </w:rPr>
+        <w:t xml:space="preserve"> </w:t>
+      </w:r>
+      <w:proofErr w:type="spellStart"/>
+      <w:r>
+        <w:rPr>
+          <w:rFonts w:ascii="Nirmala UI" w:eastAsia="Times New Roman" w:hAnsi="Nirmala UI" w:cs="Nirmala UI"/>
+          <w:sz w:val="24"/>
+          <w:szCs w:val="24"/>
+        </w:rPr>
+        <w:t>তথ্য</w:t>
+      </w:r>
+      <w:proofErr w:type="spellEnd"/>
+      <w:r>
+        <w:rPr>
+          <w:rFonts w:ascii="Times New Roman" w:eastAsia="Times New Roman" w:hAnsi="Times New Roman" w:cs="Times New Roman"/>
+          <w:sz w:val="24"/>
+          <w:szCs w:val="24"/>
+        </w:rPr>
+        <w:t xml:space="preserve"> (message) </w:t>
+      </w:r>
+      <w:proofErr w:type="spellStart"/>
+      <w:r>
+        <w:rPr>
+          <w:rFonts w:ascii="Nirmala UI" w:eastAsia="Times New Roman" w:hAnsi="Nirmala UI" w:cs="Nirmala UI"/>
+          <w:sz w:val="24"/>
+          <w:szCs w:val="24"/>
+        </w:rPr>
+        <w:t>কে</w:t>
+      </w:r>
+      <w:proofErr w:type="spellEnd"/>
+      <w:r>
+        <w:rPr>
+          <w:rFonts w:ascii="Times New Roman" w:eastAsia="Times New Roman" w:hAnsi="Times New Roman" w:cs="Times New Roman"/>
+          <w:sz w:val="24"/>
+          <w:szCs w:val="24"/>
+        </w:rPr>
+        <w:t xml:space="preserve"> </w:t>
+      </w:r>
+      <w:proofErr w:type="spellStart"/>
+      <w:r>
+        <w:rPr>
+          <w:rFonts w:ascii="Nirmala UI" w:eastAsia="Times New Roman" w:hAnsi="Nirmala UI" w:cs="Nirmala UI"/>
+          <w:sz w:val="24"/>
+          <w:szCs w:val="24"/>
+        </w:rPr>
+        <w:t>এমনভাবে</w:t>
+      </w:r>
+      <w:proofErr w:type="spellEnd"/>
+      <w:r>
+        <w:rPr>
+          <w:rFonts w:ascii="Times New Roman" w:eastAsia="Times New Roman" w:hAnsi="Times New Roman" w:cs="Times New Roman"/>
+          <w:sz w:val="24"/>
+          <w:szCs w:val="24"/>
+        </w:rPr>
+        <w:t xml:space="preserve"> </w:t>
+      </w:r>
+      <w:proofErr w:type="spellStart"/>
+      <w:r>
+        <w:rPr>
+          <w:rFonts w:ascii="Nirmala UI" w:eastAsia="Times New Roman" w:hAnsi="Nirmala UI" w:cs="Nirmala UI"/>
+          <w:sz w:val="24"/>
+          <w:szCs w:val="24"/>
+        </w:rPr>
+        <w:t>রূপান্তর</w:t>
+      </w:r>
+      <w:proofErr w:type="spellEnd"/>
+      <w:r>
+        <w:rPr>
+          <w:rFonts w:ascii="Times New Roman" w:eastAsia="Times New Roman" w:hAnsi="Times New Roman" w:cs="Times New Roman"/>
+          <w:sz w:val="24"/>
+          <w:szCs w:val="24"/>
+        </w:rPr>
+        <w:t xml:space="preserve"> </w:t>
+      </w:r>
+      <w:proofErr w:type="spellStart"/>
+      <w:r>
+        <w:rPr>
+          <w:rFonts w:ascii="Nirmala UI" w:eastAsia="Times New Roman" w:hAnsi="Nirmala UI" w:cs="Nirmala UI"/>
+          <w:sz w:val="24"/>
+          <w:szCs w:val="24"/>
+        </w:rPr>
+        <w:t>করা</w:t>
+      </w:r>
+      <w:proofErr w:type="spellEnd"/>
+      <w:r>
+        <w:rPr>
+          <w:rFonts w:ascii="Times New Roman" w:eastAsia="Times New Roman" w:hAnsi="Times New Roman" w:cs="Times New Roman"/>
+          <w:sz w:val="24"/>
+          <w:szCs w:val="24"/>
+        </w:rPr>
+        <w:t xml:space="preserve"> </w:t>
+      </w:r>
+      <w:proofErr w:type="spellStart"/>
+      <w:r>
+        <w:rPr>
+          <w:rFonts w:ascii="Nirmala UI" w:eastAsia="Times New Roman" w:hAnsi="Nirmala UI" w:cs="Nirmala UI"/>
+          <w:sz w:val="24"/>
+          <w:szCs w:val="24"/>
+        </w:rPr>
+        <w:t>হয়</w:t>
+      </w:r>
+      <w:proofErr w:type="spellEnd"/>
+      <w:r>
+        <w:rPr>
+          <w:rFonts w:ascii="Times New Roman" w:eastAsia="Times New Roman" w:hAnsi="Times New Roman" w:cs="Times New Roman"/>
+          <w:sz w:val="24"/>
+          <w:szCs w:val="24"/>
+        </w:rPr>
+        <w:t xml:space="preserve"> </w:t>
+      </w:r>
+      <w:proofErr w:type="spellStart"/>
+      <w:r>
+        <w:rPr>
+          <w:rFonts w:ascii="Nirmala UI" w:eastAsia="Times New Roman" w:hAnsi="Nirmala UI" w:cs="Nirmala UI"/>
+          <w:sz w:val="24"/>
+          <w:szCs w:val="24"/>
+        </w:rPr>
+        <w:t>যাতে</w:t>
+      </w:r>
+      <w:proofErr w:type="spellEnd"/>
+      <w:r>
+        <w:rPr>
+          <w:rFonts w:ascii="Times New Roman" w:eastAsia="Times New Roman" w:hAnsi="Times New Roman" w:cs="Times New Roman"/>
+          <w:sz w:val="24"/>
+          <w:szCs w:val="24"/>
+        </w:rPr>
+        <w:t xml:space="preserve"> </w:t>
+      </w:r>
+      <w:proofErr w:type="spellStart"/>
+      <w:r>
+        <w:rPr>
+          <w:rFonts w:ascii="Nirmala UI" w:eastAsia="Times New Roman" w:hAnsi="Nirmala UI" w:cs="Nirmala UI"/>
+          <w:sz w:val="24"/>
+          <w:szCs w:val="24"/>
+        </w:rPr>
+        <w:t>শুধু</w:t>
+      </w:r>
+      <w:proofErr w:type="spellEnd"/>
+      <w:r>
+        <w:rPr>
+          <w:rFonts w:ascii="Times New Roman" w:eastAsia="Times New Roman" w:hAnsi="Times New Roman" w:cs="Times New Roman"/>
+          <w:sz w:val="24"/>
+          <w:szCs w:val="24"/>
+        </w:rPr>
+        <w:t xml:space="preserve"> </w:t>
+      </w:r>
+      <w:proofErr w:type="spellStart"/>
+      <w:r>
+        <w:rPr>
+          <w:rFonts w:ascii="Nirmala UI" w:eastAsia="Times New Roman" w:hAnsi="Nirmala UI" w:cs="Nirmala UI"/>
+          <w:sz w:val="24"/>
+          <w:szCs w:val="24"/>
+        </w:rPr>
+        <w:t>নির্দিষ্ট</w:t>
+      </w:r>
+      <w:proofErr w:type="spellEnd"/>
+      <w:r>
+        <w:rPr>
+          <w:rFonts w:ascii="Times New Roman" w:eastAsia="Times New Roman" w:hAnsi="Times New Roman" w:cs="Times New Roman"/>
+          <w:sz w:val="24"/>
+          <w:szCs w:val="24"/>
+        </w:rPr>
+        <w:t xml:space="preserve"> </w:t>
+      </w:r>
+      <w:proofErr w:type="spellStart"/>
+      <w:r>
+        <w:rPr>
+          <w:rFonts w:ascii="Nirmala UI" w:eastAsia="Times New Roman" w:hAnsi="Nirmala UI" w:cs="Nirmala UI"/>
+          <w:sz w:val="24"/>
+          <w:szCs w:val="24"/>
+        </w:rPr>
+        <w:t>ব্যক্তি</w:t>
+      </w:r>
+      <w:proofErr w:type="spellEnd"/>
+      <w:r>
+        <w:rPr>
+          <w:rFonts w:ascii="Times New Roman" w:eastAsia="Times New Roman" w:hAnsi="Times New Roman" w:cs="Times New Roman"/>
+          <w:sz w:val="24"/>
+          <w:szCs w:val="24"/>
+        </w:rPr>
+        <w:t xml:space="preserve"> </w:t>
+      </w:r>
+      <w:proofErr w:type="spellStart"/>
+      <w:r>
+        <w:rPr>
+          <w:rFonts w:ascii="Nirmala UI" w:eastAsia="Times New Roman" w:hAnsi="Nirmala UI" w:cs="Nirmala UI"/>
+          <w:sz w:val="24"/>
+          <w:szCs w:val="24"/>
+        </w:rPr>
+        <w:t>তা</w:t>
+      </w:r>
+      <w:proofErr w:type="spellEnd"/>
+      <w:r>
+        <w:rPr>
+          <w:rFonts w:ascii="Times New Roman" w:eastAsia="Times New Roman" w:hAnsi="Times New Roman" w:cs="Times New Roman"/>
+          <w:sz w:val="24"/>
+          <w:szCs w:val="24"/>
+        </w:rPr>
+        <w:t xml:space="preserve"> </w:t>
+      </w:r>
+      <w:proofErr w:type="spellStart"/>
+      <w:r>
+        <w:rPr>
+          <w:rFonts w:ascii="Nirmala UI" w:eastAsia="Times New Roman" w:hAnsi="Nirmala UI" w:cs="Nirmala UI"/>
+          <w:sz w:val="24"/>
+          <w:szCs w:val="24"/>
+        </w:rPr>
+        <w:t>বুঝতে</w:t>
+      </w:r>
+      <w:proofErr w:type="spellEnd"/>
+      <w:r>
+        <w:rPr>
+          <w:rFonts w:ascii="Times New Roman" w:eastAsia="Times New Roman" w:hAnsi="Times New Roman" w:cs="Times New Roman"/>
+          <w:sz w:val="24"/>
+          <w:szCs w:val="24"/>
+        </w:rPr>
+        <w:t xml:space="preserve"> </w:t>
+      </w:r>
+      <w:proofErr w:type="spellStart"/>
+      <w:r>
+        <w:rPr>
+          <w:rFonts w:ascii="Nirmala UI" w:eastAsia="Times New Roman" w:hAnsi="Nirmala UI" w:cs="Nirmala UI"/>
+          <w:sz w:val="24"/>
+          <w:szCs w:val="24"/>
+        </w:rPr>
+        <w:t>পারে</w:t>
+      </w:r>
+      <w:proofErr w:type="spellEnd"/>
+      <w:r>
+        <w:rPr>
+          <w:rFonts w:ascii="Nirmala UI" w:eastAsia="Times New Roman" w:hAnsi="Nirmala UI" w:cs="Nirmala UI"/>
+          <w:sz w:val="24"/>
+          <w:szCs w:val="24"/>
+        </w:rPr>
+        <w:t>।</w:t>
+      </w:r>
+    </w:p>
+    <w:p>
+      <w:pPr>
+        <w:spacing w:before="100" w:beforeAutospacing="1" w:after="100" w:afterAutospacing="1" w:line="240" w:lineRule="auto"/>
+        <w:rPr>
+          <w:rFonts w:ascii="Times New Roman" w:eastAsia="Times New Roman" w:hAnsi="Times New Roman" w:cs="Times New Roman"/>
+          <w:sz w:val="24"/>
+          <w:szCs w:val="24"/>
+        </w:rPr>
+      </w:pPr>
+      <w:r>
+        <w:rPr>
+          <w:rFonts w:ascii="Segoe UI Symbol" w:eastAsia="Times New Roman" w:hAnsi="Segoe UI Symbol" w:cs="Segoe UI Symbol"/>
+          <w:sz w:val="24"/>
+          <w:szCs w:val="24"/>
+        </w:rPr>
+        <w:t>👉</w:t>
+      </w:r>
+      <w:r>
+        <w:rPr>
+          <w:rFonts w:ascii="Times New Roman" w:eastAsia="Times New Roman" w:hAnsi="Times New Roman" w:cs="Times New Roman"/>
+          <w:sz w:val="24"/>
+          <w:szCs w:val="24"/>
+        </w:rPr>
+        <w:t xml:space="preserve"> </w:t>
+      </w:r>
+      <w:proofErr w:type="spellStart"/>
+      <w:r>
+        <w:rPr>
+          <w:rFonts w:ascii="Nirmala UI" w:eastAsia="Times New Roman" w:hAnsi="Nirmala UI" w:cs="Nirmala UI"/>
+          <w:sz w:val="24"/>
+          <w:szCs w:val="24"/>
+        </w:rPr>
+        <w:t>মূল</w:t>
+      </w:r>
+      <w:proofErr w:type="spellEnd"/>
+      <w:r>
+        <w:rPr>
+          <w:rFonts w:ascii="Times New Roman" w:eastAsia="Times New Roman" w:hAnsi="Times New Roman" w:cs="Times New Roman"/>
+          <w:sz w:val="24"/>
+          <w:szCs w:val="24"/>
+        </w:rPr>
+        <w:t xml:space="preserve"> </w:t>
+      </w:r>
+      <w:proofErr w:type="spellStart"/>
+      <w:r>
+        <w:rPr>
+          <w:rFonts w:ascii="Nirmala UI" w:eastAsia="Times New Roman" w:hAnsi="Nirmala UI" w:cs="Nirmala UI"/>
+          <w:sz w:val="24"/>
+          <w:szCs w:val="24"/>
+        </w:rPr>
+        <w:t>কাজ</w:t>
+      </w:r>
+      <w:proofErr w:type="spellEnd"/>
+      <w:r>
+        <w:rPr>
+          <w:rFonts w:ascii="Times New Roman" w:eastAsia="Times New Roman" w:hAnsi="Times New Roman" w:cs="Times New Roman"/>
+          <w:sz w:val="24"/>
+          <w:szCs w:val="24"/>
+        </w:rPr>
+        <w:t>:</w:t>
+      </w:r>
+    </w:p>
+    <w:p>
+      <w:pPr>
+        <w:numPr>
+          <w:ilvl w:val="0"/>
+          <w:numId w:val="2"/>
+        </w:numPr>
+        <w:spacing w:before="100" w:beforeAutospacing="1" w:after="100" w:afterAutospacing="1" w:line="240" w:lineRule="auto"/>
+        <w:rPr>
+          <w:rFonts w:ascii="Times New Roman" w:eastAsia="Times New Roman" w:hAnsi="Times New Roman" w:cs="Times New Roman"/>
+          <w:sz w:val="24"/>
+          <w:szCs w:val="24"/>
+        </w:rPr>
+      </w:pPr>
+      <w:r>
+        <w:rPr>
+          <w:rFonts w:ascii="Times New Roman" w:eastAsia="Times New Roman" w:hAnsi="Times New Roman" w:cs="Times New Roman"/>
+          <w:b/>
+          <w:bCs/>
+          <w:sz w:val="24"/>
+          <w:szCs w:val="24"/>
+        </w:rPr>
+        <w:t>Encryption</w:t>
+      </w:r>
+      <w:r>
+        <w:rPr>
+          <w:rFonts w:ascii="Times New Roman" w:eastAsia="Times New Roman" w:hAnsi="Times New Roman" w:cs="Times New Roman"/>
+          <w:sz w:val="24"/>
+          <w:szCs w:val="24"/>
+        </w:rPr>
+        <w:t xml:space="preserve">: Plaintext → </w:t>
+      </w:r>
+      <w:proofErr w:type="spellStart"/>
+      <w:r>
+        <w:rPr>
+          <w:rFonts w:ascii="Times New Roman" w:eastAsia="Times New Roman" w:hAnsi="Times New Roman" w:cs="Times New Roman"/>
+          <w:sz w:val="24"/>
+          <w:szCs w:val="24"/>
+        </w:rPr>
+        <w:t>Ciphertext</w:t>
+      </w:r>
+      <w:proofErr w:type="spellEnd"/>
+      <w:r>
+        <w:rPr>
+          <w:rFonts w:ascii="Times New Roman" w:eastAsia="Times New Roman" w:hAnsi="Times New Roman" w:cs="Times New Roman"/>
+          <w:sz w:val="24"/>
+          <w:szCs w:val="24"/>
+        </w:rPr>
+        <w:t xml:space="preserve"> </w:t>
+      </w:r>
+    </w:p>
+    <w:p>
+      <w:pPr>
+        <w:numPr>
+          <w:ilvl w:val="0"/>
+          <w:numId w:val="2"/>
+        </w:numPr>
+        <w:spacing w:before="100" w:beforeAutospacing="1" w:after="100" w:afterAutospacing="1" w:line="240" w:lineRule="auto"/>
+        <w:rPr>
+          <w:rFonts w:ascii="Times New Roman" w:eastAsia="Times New Roman" w:hAnsi="Times New Roman" w:cs="Times New Roman"/>
+          <w:sz w:val="24"/>
+          <w:szCs w:val="24"/>
+        </w:rPr>
+      </w:pPr>
+      <w:r>
+        <w:rPr>
+          <w:rFonts w:ascii="Times New Roman" w:eastAsia="Times New Roman" w:hAnsi="Times New Roman" w:cs="Times New Roman"/>
+          <w:b/>
+          <w:bCs/>
+          <w:sz w:val="24"/>
+          <w:szCs w:val="24"/>
+        </w:rPr>
+        <w:t>Decryption</w:t>
+      </w:r>
+      <w:r>
+        <w:rPr>
+          <w:rFonts w:ascii="Times New Roman" w:eastAsia="Times New Roman" w:hAnsi="Times New Roman" w:cs="Times New Roman"/>
+          <w:sz w:val="24"/>
+          <w:szCs w:val="24"/>
+        </w:rPr>
+        <w:t xml:space="preserve">: </w:t>
+      </w:r>
+      <w:proofErr w:type="spellStart"/>
+      <w:r>
+        <w:rPr>
+          <w:rFonts w:ascii="Times New Roman" w:eastAsia="Times New Roman" w:hAnsi="Times New Roman" w:cs="Times New Roman"/>
+          <w:sz w:val="24"/>
+          <w:szCs w:val="24"/>
+        </w:rPr>
+        <w:t>Ciphertext</w:t>
+      </w:r>
+      <w:proofErr w:type="spellEnd"/>
+      <w:r>
+        <w:rPr>
+          <w:rFonts w:ascii="Times New Roman" w:eastAsia="Times New Roman" w:hAnsi="Times New Roman" w:cs="Times New Roman"/>
+          <w:sz w:val="24"/>
+          <w:szCs w:val="24"/>
+        </w:rPr>
+        <w:t xml:space="preserve"> → Plaintext </w:t>
+      </w:r>
+    </w:p>
+    <w:p>
+      <w:pPr>
+        <w:spacing w:before="100" w:beforeAutospacing="1" w:after="100" w:afterAutospacing="1" w:line="240" w:lineRule="auto"/>
+        <w:rPr>
+          <w:rFonts w:ascii="Times New Roman" w:eastAsia="Times New Roman" w:hAnsi="Times New Roman" w:cs="Times New Roman"/>
+          <w:sz w:val="24"/>
+          <w:szCs w:val="24"/>
+        </w:rPr>
+      </w:pPr>
+      <w:r>
+        <w:rPr>
+          <w:rFonts w:ascii="Segoe UI Symbol" w:eastAsia="Times New Roman" w:hAnsi="Segoe UI Symbol" w:cs="Segoe UI Symbol"/>
+          <w:sz w:val="24"/>
+          <w:szCs w:val="24"/>
+        </w:rPr>
+        <w:lastRenderedPageBreak/>
+        <w:t>👉</w:t>
+      </w:r>
+      <w:r>
+        <w:rPr>
+          <w:rFonts w:ascii="Times New Roman" w:eastAsia="Times New Roman" w:hAnsi="Times New Roman" w:cs="Times New Roman"/>
+          <w:sz w:val="24"/>
+          <w:szCs w:val="24"/>
+        </w:rPr>
+        <w:t xml:space="preserve"> </w:t>
+      </w:r>
+      <w:proofErr w:type="spellStart"/>
+      <w:r>
+        <w:rPr>
+          <w:rFonts w:ascii="Nirmala UI" w:eastAsia="Times New Roman" w:hAnsi="Nirmala UI" w:cs="Nirmala UI"/>
+          <w:sz w:val="24"/>
+          <w:szCs w:val="24"/>
+        </w:rPr>
+        <w:t>উদ্দেশ্য</w:t>
+      </w:r>
+      <w:proofErr w:type="spellEnd"/>
+      <w:r>
+        <w:rPr>
+          <w:rFonts w:ascii="Times New Roman" w:eastAsia="Times New Roman" w:hAnsi="Times New Roman" w:cs="Times New Roman"/>
+          <w:sz w:val="24"/>
+          <w:szCs w:val="24"/>
+        </w:rPr>
+        <w:t>:</w:t>
+      </w:r>
+    </w:p>
+    <w:p>
+      <w:pPr>
+        <w:numPr>
+          <w:ilvl w:val="0"/>
+          <w:numId w:val="3"/>
+        </w:numPr>
+        <w:spacing w:before="100" w:beforeAutospacing="1" w:after="100" w:afterAutospacing="1" w:line="240" w:lineRule="auto"/>
+        <w:rPr>
+          <w:rFonts w:ascii="Times New Roman" w:eastAsia="Times New Roman" w:hAnsi="Times New Roman" w:cs="Times New Roman"/>
+          <w:sz w:val="24"/>
+          <w:szCs w:val="24"/>
+        </w:rPr>
+      </w:pPr>
+      <w:r>
+        <w:rPr>
+          <w:rFonts w:ascii="Times New Roman" w:eastAsia="Times New Roman" w:hAnsi="Times New Roman" w:cs="Times New Roman"/>
+          <w:sz w:val="24"/>
+          <w:szCs w:val="24"/>
+        </w:rPr>
+        <w:t>Confidentiality (</w:t>
+      </w:r>
+      <w:proofErr w:type="spellStart"/>
+      <w:r>
+        <w:rPr>
+          <w:rFonts w:ascii="Nirmala UI" w:eastAsia="Times New Roman" w:hAnsi="Nirmala UI" w:cs="Nirmala UI"/>
+          <w:sz w:val="24"/>
+          <w:szCs w:val="24"/>
+        </w:rPr>
+        <w:t>গোপনীয়তা</w:t>
+      </w:r>
+      <w:proofErr w:type="spellEnd"/>
+      <w:r>
+        <w:rPr>
+          <w:rFonts w:ascii="Times New Roman" w:eastAsia="Times New Roman" w:hAnsi="Times New Roman" w:cs="Times New Roman"/>
+          <w:sz w:val="24"/>
+          <w:szCs w:val="24"/>
+        </w:rPr>
+        <w:t xml:space="preserve">) </w:t>
+      </w:r>
+    </w:p>
+    <w:p>
+      <w:pPr>
+        <w:numPr>
+          <w:ilvl w:val="0"/>
+          <w:numId w:val="3"/>
+        </w:numPr>
+        <w:spacing w:before="100" w:beforeAutospacing="1" w:after="100" w:afterAutospacing="1" w:line="240" w:lineRule="auto"/>
+        <w:rPr>
+          <w:rFonts w:ascii="Times New Roman" w:eastAsia="Times New Roman" w:hAnsi="Times New Roman" w:cs="Times New Roman"/>
+          <w:sz w:val="24"/>
+          <w:szCs w:val="24"/>
+        </w:rPr>
+      </w:pPr>
+      <w:r>
+        <w:rPr>
+          <w:rFonts w:ascii="Times New Roman" w:eastAsia="Times New Roman" w:hAnsi="Times New Roman" w:cs="Times New Roman"/>
+          <w:sz w:val="24"/>
+          <w:szCs w:val="24"/>
+        </w:rPr>
+        <w:t>Integrity (</w:t>
+      </w:r>
+      <w:proofErr w:type="spellStart"/>
+      <w:r>
+        <w:rPr>
+          <w:rFonts w:ascii="Nirmala UI" w:eastAsia="Times New Roman" w:hAnsi="Nirmala UI" w:cs="Nirmala UI"/>
+          <w:sz w:val="24"/>
+          <w:szCs w:val="24"/>
+        </w:rPr>
+        <w:t>ডেটা</w:t>
+      </w:r>
+      <w:proofErr w:type="spellEnd"/>
+      <w:r>
+        <w:rPr>
+          <w:rFonts w:ascii="Times New Roman" w:eastAsia="Times New Roman" w:hAnsi="Times New Roman" w:cs="Times New Roman"/>
+          <w:sz w:val="24"/>
+          <w:szCs w:val="24"/>
+        </w:rPr>
+        <w:t xml:space="preserve"> </w:t>
+      </w:r>
+      <w:proofErr w:type="spellStart"/>
+      <w:r>
+        <w:rPr>
+          <w:rFonts w:ascii="Nirmala UI" w:eastAsia="Times New Roman" w:hAnsi="Nirmala UI" w:cs="Nirmala UI"/>
+          <w:sz w:val="24"/>
+          <w:szCs w:val="24"/>
+        </w:rPr>
+        <w:t>পরিবর্তন</w:t>
+      </w:r>
+      <w:proofErr w:type="spellEnd"/>
+      <w:r>
+        <w:rPr>
+          <w:rFonts w:ascii="Times New Roman" w:eastAsia="Times New Roman" w:hAnsi="Times New Roman" w:cs="Times New Roman"/>
+          <w:sz w:val="24"/>
+          <w:szCs w:val="24"/>
+        </w:rPr>
+        <w:t xml:space="preserve"> </w:t>
+      </w:r>
+      <w:proofErr w:type="spellStart"/>
+      <w:r>
+        <w:rPr>
+          <w:rFonts w:ascii="Nirmala UI" w:eastAsia="Times New Roman" w:hAnsi="Nirmala UI" w:cs="Nirmala UI"/>
+          <w:sz w:val="24"/>
+          <w:szCs w:val="24"/>
+        </w:rPr>
+        <w:t>হয়নি</w:t>
+      </w:r>
+      <w:proofErr w:type="spellEnd"/>
+      <w:r>
+        <w:rPr>
+          <w:rFonts w:ascii="Times New Roman" w:eastAsia="Times New Roman" w:hAnsi="Times New Roman" w:cs="Times New Roman"/>
+          <w:sz w:val="24"/>
+          <w:szCs w:val="24"/>
+        </w:rPr>
+        <w:t xml:space="preserve">) </w:t>
+      </w:r>
+    </w:p>
+    <w:p>
+      <w:pPr>
+        <w:numPr>
+          <w:ilvl w:val="0"/>
+          <w:numId w:val="3"/>
+        </w:numPr>
+        <w:spacing w:before="100" w:beforeAutospacing="1" w:after="100" w:afterAutospacing="1" w:line="240" w:lineRule="auto"/>
+        <w:rPr>
+          <w:rFonts w:ascii="Times New Roman" w:eastAsia="Times New Roman" w:hAnsi="Times New Roman" w:cs="Times New Roman"/>
+          <w:sz w:val="24"/>
+          <w:szCs w:val="24"/>
+        </w:rPr>
+      </w:pPr>
+      <w:r>
+        <w:rPr>
+          <w:rFonts w:ascii="Times New Roman" w:eastAsia="Times New Roman" w:hAnsi="Times New Roman" w:cs="Times New Roman"/>
+          <w:sz w:val="24"/>
+          <w:szCs w:val="24"/>
+        </w:rPr>
+        <w:t>Authentication (</w:t>
+      </w:r>
+      <w:proofErr w:type="spellStart"/>
+      <w:r>
+        <w:rPr>
+          <w:rFonts w:ascii="Nirmala UI" w:eastAsia="Times New Roman" w:hAnsi="Nirmala UI" w:cs="Nirmala UI"/>
+          <w:sz w:val="24"/>
+          <w:szCs w:val="24"/>
+        </w:rPr>
+        <w:t>কে</w:t>
+      </w:r>
+      <w:proofErr w:type="spellEnd"/>
+      <w:r>
+        <w:rPr>
+          <w:rFonts w:ascii="Times New Roman" w:eastAsia="Times New Roman" w:hAnsi="Times New Roman" w:cs="Times New Roman"/>
+          <w:sz w:val="24"/>
+          <w:szCs w:val="24"/>
+        </w:rPr>
+        <w:t xml:space="preserve"> </w:t>
+      </w:r>
+      <w:proofErr w:type="spellStart"/>
+      <w:r>
+        <w:rPr>
+          <w:rFonts w:ascii="Nirmala UI" w:eastAsia="Times New Roman" w:hAnsi="Nirmala UI" w:cs="Nirmala UI"/>
+          <w:sz w:val="24"/>
+          <w:szCs w:val="24"/>
+        </w:rPr>
+        <w:t>পাঠিয়েছে</w:t>
+      </w:r>
+      <w:proofErr w:type="spellEnd"/>
+      <w:r>
+        <w:rPr>
+          <w:rFonts w:ascii="Times New Roman" w:eastAsia="Times New Roman" w:hAnsi="Times New Roman" w:cs="Times New Roman"/>
+          <w:sz w:val="24"/>
+          <w:szCs w:val="24"/>
+        </w:rPr>
+        <w:t xml:space="preserve"> </w:t>
+      </w:r>
+      <w:proofErr w:type="spellStart"/>
+      <w:r>
+        <w:rPr>
+          <w:rFonts w:ascii="Nirmala UI" w:eastAsia="Times New Roman" w:hAnsi="Nirmala UI" w:cs="Nirmala UI"/>
+          <w:sz w:val="24"/>
+          <w:szCs w:val="24"/>
+        </w:rPr>
+        <w:t>নিশ্চিত</w:t>
+      </w:r>
+      <w:proofErr w:type="spellEnd"/>
+      <w:r>
+        <w:rPr>
+          <w:rFonts w:ascii="Times New Roman" w:eastAsia="Times New Roman" w:hAnsi="Times New Roman" w:cs="Times New Roman"/>
+          <w:sz w:val="24"/>
+          <w:szCs w:val="24"/>
+        </w:rPr>
+        <w:t xml:space="preserve"> </w:t>
+      </w:r>
+      <w:proofErr w:type="spellStart"/>
+      <w:r>
+        <w:rPr>
+          <w:rFonts w:ascii="Nirmala UI" w:eastAsia="Times New Roman" w:hAnsi="Nirmala UI" w:cs="Nirmala UI"/>
+          <w:sz w:val="24"/>
+          <w:szCs w:val="24"/>
+        </w:rPr>
+        <w:t>হওয়া</w:t>
+      </w:r>
+      <w:proofErr w:type="spellEnd"/>
+      <w:r>
+        <w:rPr>
+          <w:rFonts w:ascii="Times New Roman" w:eastAsia="Times New Roman" w:hAnsi="Times New Roman" w:cs="Times New Roman"/>
+          <w:sz w:val="24"/>
+          <w:szCs w:val="24"/>
+        </w:rPr>
+        <w:t xml:space="preserve">) </w:t>
+      </w:r>
+    </w:p>
+    <w:p>
+      <w:pPr>
+        <w:numPr>
+          <w:ilvl w:val="0"/>
+          <w:numId w:val="3"/>
+        </w:numPr>
+        <w:spacing w:before="100" w:beforeAutospacing="1" w:after="100" w:afterAutospacing="1" w:line="240" w:lineRule="auto"/>
+        <w:rPr>
+          <w:rFonts w:ascii="Times New Roman" w:eastAsia="Times New Roman" w:hAnsi="Times New Roman" w:cs="Times New Roman"/>
+          <w:sz w:val="24"/>
+          <w:szCs w:val="24"/>
+        </w:rPr>
+      </w:pPr>
+      <w:r>
+        <w:rPr>
+          <w:rFonts w:ascii="Times New Roman" w:eastAsia="Times New Roman" w:hAnsi="Times New Roman" w:cs="Times New Roman"/>
+          <w:sz w:val="24"/>
+          <w:szCs w:val="24"/>
+        </w:rPr>
+        <w:t>Non-repudiation (</w:t>
+      </w:r>
+      <w:proofErr w:type="spellStart"/>
+      <w:r>
+        <w:rPr>
+          <w:rFonts w:ascii="Nirmala UI" w:eastAsia="Times New Roman" w:hAnsi="Nirmala UI" w:cs="Nirmala UI"/>
+          <w:sz w:val="24"/>
+          <w:szCs w:val="24"/>
+        </w:rPr>
+        <w:t>পরে</w:t>
+      </w:r>
+      <w:proofErr w:type="spellEnd"/>
+      <w:r>
+        <w:rPr>
+          <w:rFonts w:ascii="Times New Roman" w:eastAsia="Times New Roman" w:hAnsi="Times New Roman" w:cs="Times New Roman"/>
+          <w:sz w:val="24"/>
+          <w:szCs w:val="24"/>
+        </w:rPr>
+        <w:t xml:space="preserve"> </w:t>
+      </w:r>
+      <w:proofErr w:type="spellStart"/>
+      <w:r>
+        <w:rPr>
+          <w:rFonts w:ascii="Nirmala UI" w:eastAsia="Times New Roman" w:hAnsi="Nirmala UI" w:cs="Nirmala UI"/>
+          <w:sz w:val="24"/>
+          <w:szCs w:val="24"/>
+        </w:rPr>
+        <w:t>অস্বীকার</w:t>
+      </w:r>
+      <w:proofErr w:type="spellEnd"/>
+      <w:r>
+        <w:rPr>
+          <w:rFonts w:ascii="Times New Roman" w:eastAsia="Times New Roman" w:hAnsi="Times New Roman" w:cs="Times New Roman"/>
+          <w:sz w:val="24"/>
+          <w:szCs w:val="24"/>
+        </w:rPr>
+        <w:t xml:space="preserve"> </w:t>
+      </w:r>
+      <w:proofErr w:type="spellStart"/>
+      <w:r>
+        <w:rPr>
+          <w:rFonts w:ascii="Nirmala UI" w:eastAsia="Times New Roman" w:hAnsi="Nirmala UI" w:cs="Nirmala UI"/>
+          <w:sz w:val="24"/>
+          <w:szCs w:val="24"/>
+        </w:rPr>
+        <w:t>করতে</w:t>
+      </w:r>
+      <w:proofErr w:type="spellEnd"/>
+      <w:r>
+        <w:rPr>
+          <w:rFonts w:ascii="Times New Roman" w:eastAsia="Times New Roman" w:hAnsi="Times New Roman" w:cs="Times New Roman"/>
+          <w:sz w:val="24"/>
+          <w:szCs w:val="24"/>
+        </w:rPr>
+        <w:t xml:space="preserve"> </w:t>
+      </w:r>
+      <w:proofErr w:type="spellStart"/>
+      <w:r>
+        <w:rPr>
+          <w:rFonts w:ascii="Nirmala UI" w:eastAsia="Times New Roman" w:hAnsi="Nirmala UI" w:cs="Nirmala UI"/>
+          <w:sz w:val="24"/>
+          <w:szCs w:val="24"/>
+        </w:rPr>
+        <w:t>না</w:t>
+      </w:r>
+      <w:proofErr w:type="spellEnd"/>
+      <w:r>
+        <w:rPr>
+          <w:rFonts w:ascii="Times New Roman" w:eastAsia="Times New Roman" w:hAnsi="Times New Roman" w:cs="Times New Roman"/>
+          <w:sz w:val="24"/>
+          <w:szCs w:val="24"/>
+        </w:rPr>
+        <w:t xml:space="preserve"> </w:t>
+      </w:r>
+      <w:proofErr w:type="spellStart"/>
+      <w:r>
+        <w:rPr>
+          <w:rFonts w:ascii="Nirmala UI" w:eastAsia="Times New Roman" w:hAnsi="Nirmala UI" w:cs="Nirmala UI"/>
+          <w:sz w:val="24"/>
+          <w:szCs w:val="24"/>
+        </w:rPr>
+        <w:t>পারা</w:t>
+      </w:r>
+      <w:proofErr w:type="spellEnd"/>
+      <w:r>
+        <w:rPr>
+          <w:rFonts w:ascii="Times New Roman" w:eastAsia="Times New Roman" w:hAnsi="Times New Roman" w:cs="Times New Roman"/>
+          <w:sz w:val="24"/>
+          <w:szCs w:val="24"/>
+        </w:rPr>
+        <w:t xml:space="preserve">) </w:t>
+      </w:r>
+    </w:p>
+    <w:p>
+      <w:pPr>
+        <w:spacing w:after="0" w:line="240" w:lineRule="auto"/>
+        <w:rPr>
+          <w:rFonts w:ascii="Times New Roman" w:eastAsia="Times New Roman" w:hAnsi="Times New Roman" w:cs="Times New Roman"/>
+          <w:sz w:val="24"/>
+          <w:szCs w:val="24"/>
+        </w:rPr>
+      </w:pPr>
+      <w:r>
+        <w:rPr>
+          <w:rFonts w:ascii="Times New Roman" w:eastAsia="Times New Roman" w:hAnsi="Times New Roman" w:cs="Times New Roman"/>
+          <w:sz w:val="24"/>
+          <w:szCs w:val="24"/>
+        </w:rPr>
+        <w:pict>
+          <v:rect id="_x0000_i1025" style="width:0;height:1.5pt" o:hralign="center" o:hrstd="t" o:hr="t" fillcolor="#a0a0a0" stroked="f"/>
+        </w:pict>
+      </w:r>
+    </w:p>
+    <w:p>
+      <w:pPr>
+        <w:spacing w:before="100" w:beforeAutospacing="1" w:after="100" w:afterAutospacing="1" w:line="240" w:lineRule="auto"/>
+        <w:outlineLvl w:val="0"/>
+        <w:rPr>
+          <w:rFonts w:ascii="Times New Roman" w:eastAsia="Times New Roman" w:hAnsi="Times New Roman" w:cs="Times New Roman"/>
+          <w:b/>
+          <w:bCs/>
+          <w:kern w:val="36"/>
+          <w:sz w:val="24"/>
+          <w:szCs w:val="24"/>
+        </w:rPr>
+      </w:pPr>
+      <w:r>
+        <w:rPr>
+          <w:rFonts w:ascii="Segoe UI Symbol" w:eastAsia="Times New Roman" w:hAnsi="Segoe UI Symbol" w:cs="Segoe UI Symbol"/>
+          <w:b/>
+          <w:bCs/>
+          <w:kern w:val="36"/>
+          <w:sz w:val="24"/>
+          <w:szCs w:val="24"/>
+        </w:rPr>
+        <w:t>🎒</w:t>
+      </w:r>
+      <w:r>
+        <w:rPr>
+          <w:rFonts w:ascii="Times New Roman" w:eastAsia="Times New Roman" w:hAnsi="Times New Roman" w:cs="Times New Roman"/>
+          <w:b/>
+          <w:bCs/>
+          <w:kern w:val="36"/>
+          <w:sz w:val="24"/>
+          <w:szCs w:val="24"/>
+        </w:rPr>
+        <w:t xml:space="preserve"> Knapsack Problem </w:t>
+      </w:r>
+      <w:proofErr w:type="spellStart"/>
+      <w:r>
+        <w:rPr>
+          <w:rFonts w:ascii="Nirmala UI" w:eastAsia="Times New Roman" w:hAnsi="Nirmala UI" w:cs="Nirmala UI"/>
+          <w:b/>
+          <w:bCs/>
+          <w:kern w:val="36"/>
+          <w:sz w:val="24"/>
+          <w:szCs w:val="24"/>
+        </w:rPr>
+        <w:t>কী</w:t>
+      </w:r>
+      <w:proofErr w:type="spellEnd"/>
+      <w:r>
+        <w:rPr>
+          <w:rFonts w:ascii="Times New Roman" w:eastAsia="Times New Roman" w:hAnsi="Times New Roman" w:cs="Times New Roman"/>
+          <w:b/>
+          <w:bCs/>
+          <w:kern w:val="36"/>
+          <w:sz w:val="24"/>
+          <w:szCs w:val="24"/>
+        </w:rPr>
+        <w:t>?</w:t>
+      </w:r>
+    </w:p>
+    <w:p>
+      <w:pPr>
+        <w:spacing w:before="100" w:beforeAutospacing="1" w:after="100" w:afterAutospacing="1" w:line="240" w:lineRule="auto"/>
+        <w:rPr>
+          <w:rFonts w:ascii="Times New Roman" w:eastAsia="Times New Roman" w:hAnsi="Times New Roman" w:cs="Times New Roman"/>
+          <w:sz w:val="24"/>
+          <w:szCs w:val="24"/>
+        </w:rPr>
+      </w:pPr>
+      <w:r>
+        <w:rPr>
+          <w:rFonts w:ascii="Times New Roman" w:eastAsia="Times New Roman" w:hAnsi="Times New Roman" w:cs="Times New Roman"/>
+          <w:sz w:val="24"/>
+          <w:szCs w:val="24"/>
+        </w:rPr>
+        <w:t xml:space="preserve">Knapsack problem </w:t>
+      </w:r>
+      <w:proofErr w:type="spellStart"/>
+      <w:r>
+        <w:rPr>
+          <w:rFonts w:ascii="Nirmala UI" w:eastAsia="Times New Roman" w:hAnsi="Nirmala UI" w:cs="Nirmala UI"/>
+          <w:sz w:val="24"/>
+          <w:szCs w:val="24"/>
+        </w:rPr>
+        <w:t>হলো</w:t>
+      </w:r>
+      <w:proofErr w:type="spellEnd"/>
+      <w:r>
+        <w:rPr>
+          <w:rFonts w:ascii="Times New Roman" w:eastAsia="Times New Roman" w:hAnsi="Times New Roman" w:cs="Times New Roman"/>
+          <w:sz w:val="24"/>
+          <w:szCs w:val="24"/>
+        </w:rPr>
+        <w:t xml:space="preserve"> </w:t>
+      </w:r>
+      <w:proofErr w:type="spellStart"/>
+      <w:r>
+        <w:rPr>
+          <w:rFonts w:ascii="Nirmala UI" w:eastAsia="Times New Roman" w:hAnsi="Nirmala UI" w:cs="Nirmala UI"/>
+          <w:sz w:val="24"/>
+          <w:szCs w:val="24"/>
+        </w:rPr>
+        <w:t>একটি</w:t>
+      </w:r>
+      <w:proofErr w:type="spellEnd"/>
+      <w:r>
+        <w:rPr>
+          <w:rFonts w:ascii="Times New Roman" w:eastAsia="Times New Roman" w:hAnsi="Times New Roman" w:cs="Times New Roman"/>
+          <w:sz w:val="24"/>
+          <w:szCs w:val="24"/>
+        </w:rPr>
+        <w:t xml:space="preserve"> </w:t>
+      </w:r>
+      <w:r>
+        <w:rPr>
+          <w:rFonts w:ascii="Times New Roman" w:eastAsia="Times New Roman" w:hAnsi="Times New Roman" w:cs="Times New Roman"/>
+          <w:b/>
+          <w:bCs/>
+          <w:sz w:val="24"/>
+          <w:szCs w:val="24"/>
+        </w:rPr>
+        <w:t>subset sum problem</w:t>
+      </w:r>
+      <w:r>
+        <w:rPr>
+          <w:rFonts w:ascii="Nirmala UI" w:eastAsia="Times New Roman" w:hAnsi="Nirmala UI" w:cs="Nirmala UI"/>
+          <w:sz w:val="24"/>
+          <w:szCs w:val="24"/>
+        </w:rPr>
+        <w:t>।</w:t>
+      </w:r>
+    </w:p>
+    <w:p>
+      <w:pPr>
+        <w:spacing w:before="100" w:beforeAutospacing="1" w:after="100" w:afterAutospacing="1" w:line="240" w:lineRule="auto"/>
+        <w:rPr>
+          <w:rFonts w:ascii="Times New Roman" w:eastAsia="Times New Roman" w:hAnsi="Times New Roman" w:cs="Times New Roman"/>
+          <w:sz w:val="24"/>
+          <w:szCs w:val="24"/>
+        </w:rPr>
+      </w:pPr>
+      <w:r>
+        <w:rPr>
+          <w:rFonts w:ascii="Segoe UI Symbol" w:eastAsia="Times New Roman" w:hAnsi="Segoe UI Symbol" w:cs="Segoe UI Symbol"/>
+          <w:sz w:val="24"/>
+          <w:szCs w:val="24"/>
+        </w:rPr>
+        <w:t>👉</w:t>
+      </w:r>
+      <w:r>
+        <w:rPr>
+          <w:rFonts w:ascii="Times New Roman" w:eastAsia="Times New Roman" w:hAnsi="Times New Roman" w:cs="Times New Roman"/>
+          <w:sz w:val="24"/>
+          <w:szCs w:val="24"/>
+        </w:rPr>
+        <w:t xml:space="preserve"> Definition:</w:t>
+      </w:r>
+      <w:r>
+        <w:rPr>
+          <w:rFonts w:ascii="Times New Roman" w:eastAsia="Times New Roman" w:hAnsi="Times New Roman" w:cs="Times New Roman"/>
+          <w:sz w:val="24"/>
+          <w:szCs w:val="24"/>
+        </w:rPr>
+        <w:br/>
+      </w:r>
+      <w:proofErr w:type="spellStart"/>
+      <w:r>
+        <w:rPr>
+          <w:rFonts w:ascii="Nirmala UI" w:eastAsia="Times New Roman" w:hAnsi="Nirmala UI" w:cs="Nirmala UI"/>
+          <w:sz w:val="24"/>
+          <w:szCs w:val="24"/>
+        </w:rPr>
+        <w:t>দেওয়া</w:t>
+      </w:r>
+      <w:proofErr w:type="spellEnd"/>
+      <w:r>
+        <w:rPr>
+          <w:rFonts w:ascii="Times New Roman" w:eastAsia="Times New Roman" w:hAnsi="Times New Roman" w:cs="Times New Roman"/>
+          <w:sz w:val="24"/>
+          <w:szCs w:val="24"/>
+        </w:rPr>
+        <w:t xml:space="preserve"> </w:t>
+      </w:r>
+      <w:proofErr w:type="spellStart"/>
+      <w:r>
+        <w:rPr>
+          <w:rFonts w:ascii="Nirmala UI" w:eastAsia="Times New Roman" w:hAnsi="Nirmala UI" w:cs="Nirmala UI"/>
+          <w:sz w:val="24"/>
+          <w:szCs w:val="24"/>
+        </w:rPr>
+        <w:t>থাকে</w:t>
+      </w:r>
+      <w:proofErr w:type="spellEnd"/>
+      <w:r>
+        <w:rPr>
+          <w:rFonts w:ascii="Times New Roman" w:eastAsia="Times New Roman" w:hAnsi="Times New Roman" w:cs="Times New Roman"/>
+          <w:sz w:val="24"/>
+          <w:szCs w:val="24"/>
+        </w:rPr>
+        <w:t xml:space="preserve"> </w:t>
+      </w:r>
+      <w:proofErr w:type="spellStart"/>
+      <w:r>
+        <w:rPr>
+          <w:rFonts w:ascii="Nirmala UI" w:eastAsia="Times New Roman" w:hAnsi="Nirmala UI" w:cs="Nirmala UI"/>
+          <w:sz w:val="24"/>
+          <w:szCs w:val="24"/>
+        </w:rPr>
+        <w:t>কিছু</w:t>
+      </w:r>
+      <w:proofErr w:type="spellEnd"/>
+      <w:r>
+        <w:rPr>
+          <w:rFonts w:ascii="Times New Roman" w:eastAsia="Times New Roman" w:hAnsi="Times New Roman" w:cs="Times New Roman"/>
+          <w:sz w:val="24"/>
+          <w:szCs w:val="24"/>
+        </w:rPr>
+        <w:t xml:space="preserve"> weight:</w:t>
+      </w:r>
+      <w:r>
+        <w:rPr>
+          <w:rFonts w:ascii="Times New Roman" w:eastAsia="Times New Roman" w:hAnsi="Times New Roman" w:cs="Times New Roman"/>
+          <w:sz w:val="24"/>
+          <w:szCs w:val="24"/>
+        </w:rPr>
+        <w:br/>
+        <w:t>W₀, W₁, ..., Wₙ₋₁</w:t>
+      </w:r>
+      <w:r>
+        <w:rPr>
+          <w:rFonts w:ascii="Times New Roman" w:eastAsia="Times New Roman" w:hAnsi="Times New Roman" w:cs="Times New Roman"/>
+          <w:sz w:val="24"/>
+          <w:szCs w:val="24"/>
+        </w:rPr>
+        <w:br/>
+      </w:r>
+      <w:proofErr w:type="spellStart"/>
+      <w:r>
+        <w:rPr>
+          <w:rFonts w:ascii="Nirmala UI" w:eastAsia="Times New Roman" w:hAnsi="Nirmala UI" w:cs="Nirmala UI"/>
+          <w:sz w:val="24"/>
+          <w:szCs w:val="24"/>
+        </w:rPr>
+        <w:t>এবং</w:t>
+      </w:r>
+      <w:proofErr w:type="spellEnd"/>
+      <w:r>
+        <w:rPr>
+          <w:rFonts w:ascii="Times New Roman" w:eastAsia="Times New Roman" w:hAnsi="Times New Roman" w:cs="Times New Roman"/>
+          <w:sz w:val="24"/>
+          <w:szCs w:val="24"/>
+        </w:rPr>
+        <w:t xml:space="preserve"> </w:t>
+      </w:r>
+      <w:proofErr w:type="spellStart"/>
+      <w:r>
+        <w:rPr>
+          <w:rFonts w:ascii="Nirmala UI" w:eastAsia="Times New Roman" w:hAnsi="Nirmala UI" w:cs="Nirmala UI"/>
+          <w:sz w:val="24"/>
+          <w:szCs w:val="24"/>
+        </w:rPr>
+        <w:t>একটি</w:t>
+      </w:r>
+      <w:proofErr w:type="spellEnd"/>
+      <w:r>
+        <w:rPr>
+          <w:rFonts w:ascii="Times New Roman" w:eastAsia="Times New Roman" w:hAnsi="Times New Roman" w:cs="Times New Roman"/>
+          <w:sz w:val="24"/>
+          <w:szCs w:val="24"/>
+        </w:rPr>
+        <w:t xml:space="preserve"> sum S</w:t>
+      </w:r>
+    </w:p>
+    <w:p>
+      <w:pPr>
+        <w:pStyle w:val="Heading1"/>
+        <w:rPr>
+          <w:sz w:val="24"/>
+          <w:szCs w:val="24"/>
+        </w:rPr>
+      </w:pPr>
+      <w:r>
+        <w:rPr>
+          <w:sz w:val="24"/>
+          <w:szCs w:val="24"/>
+        </w:rPr>
+        <w:t xml:space="preserve">RSA </w:t>
+      </w:r>
+      <w:proofErr w:type="spellStart"/>
+      <w:r>
+        <w:rPr>
+          <w:rFonts w:ascii="Nirmala UI" w:hAnsi="Nirmala UI" w:cs="Nirmala UI"/>
+          <w:sz w:val="24"/>
+          <w:szCs w:val="24"/>
+        </w:rPr>
+        <w:t>কী</w:t>
+      </w:r>
+      <w:proofErr w:type="spellEnd"/>
+      <w:r>
+        <w:rPr>
+          <w:sz w:val="24"/>
+          <w:szCs w:val="24"/>
+        </w:rPr>
+        <w:t>?</w:t>
+      </w:r>
+    </w:p>
+    <w:p>
+      <w:pPr>
+        <w:pStyle w:val="NormalWeb"/>
+      </w:pPr>
+      <w:r>
+        <w:t xml:space="preserve">RSA </w:t>
+      </w:r>
+      <w:proofErr w:type="spellStart"/>
+      <w:r>
+        <w:rPr>
+          <w:rFonts w:ascii="Nirmala UI" w:hAnsi="Nirmala UI" w:cs="Nirmala UI"/>
+        </w:rPr>
+        <w:t>হলো</w:t>
+      </w:r>
+      <w:proofErr w:type="spellEnd"/>
+      <w:r>
+        <w:t xml:space="preserve"> </w:t>
+      </w:r>
+      <w:proofErr w:type="spellStart"/>
+      <w:r>
+        <w:rPr>
+          <w:rFonts w:ascii="Nirmala UI" w:hAnsi="Nirmala UI" w:cs="Nirmala UI"/>
+        </w:rPr>
+        <w:t>সবচেয়ে</w:t>
+      </w:r>
+      <w:proofErr w:type="spellEnd"/>
+      <w:r>
+        <w:t xml:space="preserve"> </w:t>
+      </w:r>
+      <w:proofErr w:type="spellStart"/>
+      <w:r>
+        <w:rPr>
+          <w:rFonts w:ascii="Nirmala UI" w:hAnsi="Nirmala UI" w:cs="Nirmala UI"/>
+        </w:rPr>
+        <w:t>গুরুত্বপূর্ণ</w:t>
+      </w:r>
+      <w:proofErr w:type="spellEnd"/>
+      <w:r>
+        <w:t xml:space="preserve"> </w:t>
+      </w:r>
+      <w:r>
+        <w:rPr>
+          <w:rStyle w:val="Strong"/>
+          <w:rFonts w:eastAsiaTheme="majorEastAsia"/>
+        </w:rPr>
+        <w:t>public key cryptosystem</w:t>
+      </w:r>
+    </w:p>
+    <w:p>
+      <w:bookmarkStart w:id="0" w:name="_GoBack"/>
+      <w:bookmarkEnd w:id="0"/>
     </w:p>
     <w:sectPr>
       <w:pgSz w:w="12240" w:h="15840"/>
@@ -1510,9 +2857,9 @@
 <file path=word/numbering.xml><?xml version="1.0" encoding="utf-8"?>
 <w:numbering xmlns:wpc="http://schemas.microsoft.com/office/word/2010/wordprocessingCanvas" xmlns:cx="http://schemas.microsoft.com/office/drawing/2014/chartex" xmlns:mc="http://schemas.openxmlformats.org/markup-compatibility/2006" xmlns:o="urn:schemas-microsoft-com:office:office" xmlns:r="http://schemas.openxmlformats.org/officeDocument/2006/relationships" xmlns:m="http://schemas.openxmlformats.org/officeDocument/2006/math" xmlns:v="urn:schemas-microsoft-com:vml" xmlns:wp14="http://schemas.microsoft.com/office/word/2010/wordprocessingDrawing" xmlns:wp="http://schemas.openxmlformats.org/drawingml/2006/wordprocessingDrawing" xmlns:w10="urn:schemas-microsoft-com:office:word" xmlns:w="http://schemas.openxmlformats.org/wordprocessingml/2006/main" xmlns:w14="http://schemas.microsoft.com/office/word/2010/wordml" xmlns:w15="http://schemas.microsoft.com/office/word/2012/wordml" xmlns:w16se="http://schemas.microsoft.com/office/word/2015/wordml/symex" xmlns:wpg="http://schemas.microsoft.com/office/word/2010/wordprocessingGroup" xmlns:wpi="http://schemas.microsoft.com/office/word/2010/wordprocessingInk" xmlns:wne="http://schemas.microsoft.com/office/word/2006/wordml" xmlns:wps="http://schemas.microsoft.com/office/word/2010/wordprocessingShape" mc:Ignorable="w14 w15 w16se wp14">
   <w:abstractNum w:abstractNumId="0" w15:restartNumberingAfterBreak="0">
-    <w:nsid w:val="3495010F"/>
+    <w:nsid w:val="0F6D7782"/>
     <w:multiLevelType w:val="multilevel"/>
-    <w:tmpl w:val="A3CC7ABA"/>
+    <w:tmpl w:val="33689778"/>
     <w:lvl w:ilvl="0">
       <w:start w:val="1"/>
       <w:numFmt w:val="bullet"/>
@@ -1658,7 +3005,311 @@
       </w:rPr>
     </w:lvl>
   </w:abstractNum>
+  <w:abstractNum w:abstractNumId="1" w15:restartNumberingAfterBreak="0">
+    <w:nsid w:val="3495010F"/>
+    <w:multiLevelType w:val="multilevel"/>
+    <w:tmpl w:val="A3CC7ABA"/>
+    <w:lvl w:ilvl="0">
+      <w:start w:val="1"/>
+      <w:numFmt w:val="bullet"/>
+      <w:lvlText w:val=""/>
+      <w:lvlJc w:val="left"/>
+      <w:pPr>
+        <w:tabs>
+          <w:tab w:val="num" w:pos="720"/>
+        </w:tabs>
+        <w:ind w:left="720" w:hanging="360"/>
+      </w:pPr>
+      <w:rPr>
+        <w:rFonts w:ascii="Symbol" w:hAnsi="Symbol" w:hint="default"/>
+        <w:sz w:val="20"/>
+      </w:rPr>
+    </w:lvl>
+    <w:lvl w:ilvl="1" w:tentative="1">
+      <w:start w:val="1"/>
+      <w:numFmt w:val="bullet"/>
+      <w:lvlText w:val="o"/>
+      <w:lvlJc w:val="left"/>
+      <w:pPr>
+        <w:tabs>
+          <w:tab w:val="num" w:pos="1440"/>
+        </w:tabs>
+        <w:ind w:left="1440" w:hanging="360"/>
+      </w:pPr>
+      <w:rPr>
+        <w:rFonts w:ascii="Courier New" w:hAnsi="Courier New" w:hint="default"/>
+        <w:sz w:val="20"/>
+      </w:rPr>
+    </w:lvl>
+    <w:lvl w:ilvl="2" w:tentative="1">
+      <w:start w:val="1"/>
+      <w:numFmt w:val="bullet"/>
+      <w:lvlText w:val=""/>
+      <w:lvlJc w:val="left"/>
+      <w:pPr>
+        <w:tabs>
+          <w:tab w:val="num" w:pos="2160"/>
+        </w:tabs>
+        <w:ind w:left="2160" w:hanging="360"/>
+      </w:pPr>
+      <w:rPr>
+        <w:rFonts w:ascii="Wingdings" w:hAnsi="Wingdings" w:hint="default"/>
+        <w:sz w:val="20"/>
+      </w:rPr>
+    </w:lvl>
+    <w:lvl w:ilvl="3" w:tentative="1">
+      <w:start w:val="1"/>
+      <w:numFmt w:val="bullet"/>
+      <w:lvlText w:val=""/>
+      <w:lvlJc w:val="left"/>
+      <w:pPr>
+        <w:tabs>
+          <w:tab w:val="num" w:pos="2880"/>
+        </w:tabs>
+        <w:ind w:left="2880" w:hanging="360"/>
+      </w:pPr>
+      <w:rPr>
+        <w:rFonts w:ascii="Wingdings" w:hAnsi="Wingdings" w:hint="default"/>
+        <w:sz w:val="20"/>
+      </w:rPr>
+    </w:lvl>
+    <w:lvl w:ilvl="4" w:tentative="1">
+      <w:start w:val="1"/>
+      <w:numFmt w:val="bullet"/>
+      <w:lvlText w:val=""/>
+      <w:lvlJc w:val="left"/>
+      <w:pPr>
+        <w:tabs>
+          <w:tab w:val="num" w:pos="3600"/>
+        </w:tabs>
+        <w:ind w:left="3600" w:hanging="360"/>
+      </w:pPr>
+      <w:rPr>
+        <w:rFonts w:ascii="Wingdings" w:hAnsi="Wingdings" w:hint="default"/>
+        <w:sz w:val="20"/>
+      </w:rPr>
+    </w:lvl>
+    <w:lvl w:ilvl="5" w:tentative="1">
+      <w:start w:val="1"/>
+      <w:numFmt w:val="bullet"/>
+      <w:lvlText w:val=""/>
+      <w:lvlJc w:val="left"/>
+      <w:pPr>
+        <w:tabs>
+          <w:tab w:val="num" w:pos="4320"/>
+        </w:tabs>
+        <w:ind w:left="4320" w:hanging="360"/>
+      </w:pPr>
+      <w:rPr>
+        <w:rFonts w:ascii="Wingdings" w:hAnsi="Wingdings" w:hint="default"/>
+        <w:sz w:val="20"/>
+      </w:rPr>
+    </w:lvl>
+    <w:lvl w:ilvl="6" w:tentative="1">
+      <w:start w:val="1"/>
+      <w:numFmt w:val="bullet"/>
+      <w:lvlText w:val=""/>
+      <w:lvlJc w:val="left"/>
+      <w:pPr>
+        <w:tabs>
+          <w:tab w:val="num" w:pos="5040"/>
+        </w:tabs>
+        <w:ind w:left="5040" w:hanging="360"/>
+      </w:pPr>
+      <w:rPr>
+        <w:rFonts w:ascii="Wingdings" w:hAnsi="Wingdings" w:hint="default"/>
+        <w:sz w:val="20"/>
+      </w:rPr>
+    </w:lvl>
+    <w:lvl w:ilvl="7" w:tentative="1">
+      <w:start w:val="1"/>
+      <w:numFmt w:val="bullet"/>
+      <w:lvlText w:val=""/>
+      <w:lvlJc w:val="left"/>
+      <w:pPr>
+        <w:tabs>
+          <w:tab w:val="num" w:pos="5760"/>
+        </w:tabs>
+        <w:ind w:left="5760" w:hanging="360"/>
+      </w:pPr>
+      <w:rPr>
+        <w:rFonts w:ascii="Wingdings" w:hAnsi="Wingdings" w:hint="default"/>
+        <w:sz w:val="20"/>
+      </w:rPr>
+    </w:lvl>
+    <w:lvl w:ilvl="8" w:tentative="1">
+      <w:start w:val="1"/>
+      <w:numFmt w:val="bullet"/>
+      <w:lvlText w:val=""/>
+      <w:lvlJc w:val="left"/>
+      <w:pPr>
+        <w:tabs>
+          <w:tab w:val="num" w:pos="6480"/>
+        </w:tabs>
+        <w:ind w:left="6480" w:hanging="360"/>
+      </w:pPr>
+      <w:rPr>
+        <w:rFonts w:ascii="Wingdings" w:hAnsi="Wingdings" w:hint="default"/>
+        <w:sz w:val="20"/>
+      </w:rPr>
+    </w:lvl>
+  </w:abstractNum>
+  <w:abstractNum w:abstractNumId="2" w15:restartNumberingAfterBreak="0">
+    <w:nsid w:val="6A3A0B64"/>
+    <w:multiLevelType w:val="multilevel"/>
+    <w:tmpl w:val="3FA4FF42"/>
+    <w:lvl w:ilvl="0">
+      <w:start w:val="1"/>
+      <w:numFmt w:val="bullet"/>
+      <w:lvlText w:val=""/>
+      <w:lvlJc w:val="left"/>
+      <w:pPr>
+        <w:tabs>
+          <w:tab w:val="num" w:pos="720"/>
+        </w:tabs>
+        <w:ind w:left="720" w:hanging="360"/>
+      </w:pPr>
+      <w:rPr>
+        <w:rFonts w:ascii="Symbol" w:hAnsi="Symbol" w:hint="default"/>
+        <w:sz w:val="20"/>
+      </w:rPr>
+    </w:lvl>
+    <w:lvl w:ilvl="1" w:tentative="1">
+      <w:start w:val="1"/>
+      <w:numFmt w:val="bullet"/>
+      <w:lvlText w:val="o"/>
+      <w:lvlJc w:val="left"/>
+      <w:pPr>
+        <w:tabs>
+          <w:tab w:val="num" w:pos="1440"/>
+        </w:tabs>
+        <w:ind w:left="1440" w:hanging="360"/>
+      </w:pPr>
+      <w:rPr>
+        <w:rFonts w:ascii="Courier New" w:hAnsi="Courier New" w:hint="default"/>
+        <w:sz w:val="20"/>
+      </w:rPr>
+    </w:lvl>
+    <w:lvl w:ilvl="2" w:tentative="1">
+      <w:start w:val="1"/>
+      <w:numFmt w:val="bullet"/>
+      <w:lvlText w:val=""/>
+      <w:lvlJc w:val="left"/>
+      <w:pPr>
+        <w:tabs>
+          <w:tab w:val="num" w:pos="2160"/>
+        </w:tabs>
+        <w:ind w:left="2160" w:hanging="360"/>
+      </w:pPr>
+      <w:rPr>
+        <w:rFonts w:ascii="Wingdings" w:hAnsi="Wingdings" w:hint="default"/>
+        <w:sz w:val="20"/>
+      </w:rPr>
+    </w:lvl>
+    <w:lvl w:ilvl="3" w:tentative="1">
+      <w:start w:val="1"/>
+      <w:numFmt w:val="bullet"/>
+      <w:lvlText w:val=""/>
+      <w:lvlJc w:val="left"/>
+      <w:pPr>
+        <w:tabs>
+          <w:tab w:val="num" w:pos="2880"/>
+        </w:tabs>
+        <w:ind w:left="2880" w:hanging="360"/>
+      </w:pPr>
+      <w:rPr>
+        <w:rFonts w:ascii="Wingdings" w:hAnsi="Wingdings" w:hint="default"/>
+        <w:sz w:val="20"/>
+      </w:rPr>
+    </w:lvl>
+    <w:lvl w:ilvl="4" w:tentative="1">
+      <w:start w:val="1"/>
+      <w:numFmt w:val="bullet"/>
+      <w:lvlText w:val=""/>
+      <w:lvlJc w:val="left"/>
+      <w:pPr>
+        <w:tabs>
+          <w:tab w:val="num" w:pos="3600"/>
+        </w:tabs>
+        <w:ind w:left="3600" w:hanging="360"/>
+      </w:pPr>
+      <w:rPr>
+        <w:rFonts w:ascii="Wingdings" w:hAnsi="Wingdings" w:hint="default"/>
+        <w:sz w:val="20"/>
+      </w:rPr>
+    </w:lvl>
+    <w:lvl w:ilvl="5" w:tentative="1">
+      <w:start w:val="1"/>
+      <w:numFmt w:val="bullet"/>
+      <w:lvlText w:val=""/>
+      <w:lvlJc w:val="left"/>
+      <w:pPr>
+        <w:tabs>
+          <w:tab w:val="num" w:pos="4320"/>
+        </w:tabs>
+        <w:ind w:left="4320" w:hanging="360"/>
+      </w:pPr>
+      <w:rPr>
+        <w:rFonts w:ascii="Wingdings" w:hAnsi="Wingdings" w:hint="default"/>
+        <w:sz w:val="20"/>
+      </w:rPr>
+    </w:lvl>
+    <w:lvl w:ilvl="6" w:tentative="1">
+      <w:start w:val="1"/>
+      <w:numFmt w:val="bullet"/>
+      <w:lvlText w:val=""/>
+      <w:lvlJc w:val="left"/>
+      <w:pPr>
+        <w:tabs>
+          <w:tab w:val="num" w:pos="5040"/>
+        </w:tabs>
+        <w:ind w:left="5040" w:hanging="360"/>
+      </w:pPr>
+      <w:rPr>
+        <w:rFonts w:ascii="Wingdings" w:hAnsi="Wingdings" w:hint="default"/>
+        <w:sz w:val="20"/>
+      </w:rPr>
+    </w:lvl>
+    <w:lvl w:ilvl="7" w:tentative="1">
+      <w:start w:val="1"/>
+      <w:numFmt w:val="bullet"/>
+      <w:lvlText w:val=""/>
+      <w:lvlJc w:val="left"/>
+      <w:pPr>
+        <w:tabs>
+          <w:tab w:val="num" w:pos="5760"/>
+        </w:tabs>
+        <w:ind w:left="5760" w:hanging="360"/>
+      </w:pPr>
+      <w:rPr>
+        <w:rFonts w:ascii="Wingdings" w:hAnsi="Wingdings" w:hint="default"/>
+        <w:sz w:val="20"/>
+      </w:rPr>
+    </w:lvl>
+    <w:lvl w:ilvl="8" w:tentative="1">
+      <w:start w:val="1"/>
+      <w:numFmt w:val="bullet"/>
+      <w:lvlText w:val=""/>
+      <w:lvlJc w:val="left"/>
+      <w:pPr>
+        <w:tabs>
+          <w:tab w:val="num" w:pos="6480"/>
+        </w:tabs>
+        <w:ind w:left="6480" w:hanging="360"/>
+      </w:pPr>
+      <w:rPr>
+        <w:rFonts w:ascii="Wingdings" w:hAnsi="Wingdings" w:hint="default"/>
+        <w:sz w:val="20"/>
+      </w:rPr>
+    </w:lvl>
+  </w:abstractNum>
   <w:num w:numId="1">
+    <w:abstractNumId w:val="1"/>
+  </w:num>
+  <w:num w:numId="2">
+    <w:abstractNumId w:val="2"/>
+  </w:num>
+  <w:num w:numId="3">
     <w:abstractNumId w:val="0"/>
   </w:num>
 </w:numbering>

--- a/Information Security/7.docx
+++ b/Information Security/7.docx
@@ -1435,58 +1435,146 @@
     </w:p>
     <w:p>
       <w:pPr>
-        <w:pStyle w:val="Heading3"/>
+        <w:pStyle w:val="Heading1"/>
+      </w:pPr>
+      <w:r>
+        <w:rPr>
+          <w:rFonts w:ascii="Segoe UI Symbol" w:hAnsi="Segoe UI Symbol" w:cs="Segoe UI Symbol"/>
+          <w:sz w:val="24"/>
+          <w:szCs w:val="24"/>
+        </w:rPr>
+        <w:t>✔</w:t>
+      </w:r>
+      <w:r>
+        <w:rPr>
+          <w:sz w:val="24"/>
+          <w:szCs w:val="24"/>
+        </w:rPr>
+        <w:t>️ (b)</w:t>
+      </w:r>
+      <w:r>
+        <w:rPr>
+          <w:sz w:val="24"/>
+          <w:szCs w:val="24"/>
+        </w:rPr>
+        <w:br/>
+      </w:r>
+      <w:r>
+        <w:rPr>
+          <w:rFonts w:ascii="Segoe UI Symbol" w:hAnsi="Segoe UI Symbol" w:cs="Segoe UI Symbol"/>
+          <w:sz w:val="24"/>
+          <w:szCs w:val="24"/>
+        </w:rPr>
+        <w:t>👉</w:t>
+      </w:r>
+      <w:r>
+        <w:rPr>
+          <w:sz w:val="24"/>
+          <w:szCs w:val="24"/>
+        </w:rPr>
+        <w:t xml:space="preserve"> </w:t>
+      </w:r>
+      <w:proofErr w:type="spellStart"/>
+      <w:r>
+        <w:rPr>
+          <w:sz w:val="24"/>
+          <w:szCs w:val="24"/>
+        </w:rPr>
+        <w:t>Ciphertext</w:t>
+      </w:r>
+      <w:proofErr w:type="spellEnd"/>
+      <w:r>
+        <w:rPr>
+          <w:sz w:val="24"/>
+          <w:szCs w:val="24"/>
+        </w:rPr>
+        <w:t xml:space="preserve"> = </w:t>
+      </w:r>
+      <w:r>
         <w:rPr>
           <w:rStyle w:val="Strong"/>
-        </w:rPr>
-      </w:pPr>
+          <w:sz w:val="24"/>
+          <w:szCs w:val="24"/>
+        </w:rPr>
+        <w:t>73 (decimal)</w:t>
+      </w:r>
+      <w:r>
+        <w:rPr>
+          <w:rStyle w:val="Strong"/>
+        </w:rPr>
+        <w:br/>
+      </w:r>
+      <w:r>
+        <w:rPr>
+          <w:rStyle w:val="Strong"/>
+        </w:rPr>
+        <w:br/>
+      </w:r>
       <w:r>
         <w:rPr>
           <w:rFonts w:ascii="Segoe UI Symbol" w:hAnsi="Segoe UI Symbol" w:cs="Segoe UI Symbol"/>
-        </w:rPr>
-        <w:t>✔</w:t>
-      </w:r>
-      <w:r>
-        <w:t>️ (b)</w:t>
-      </w:r>
-      <w:r>
-        <w:br/>
-      </w:r>
-      <w:r>
-        <w:rPr>
-          <w:rFonts w:ascii="Segoe UI Symbol" w:hAnsi="Segoe UI Symbol" w:cs="Segoe UI Symbol"/>
-        </w:rPr>
-        <w:t>👉</w:t>
-      </w:r>
-      <w:r>
-        <w:t xml:space="preserve"> </w:t>
-      </w:r>
-      <w:proofErr w:type="spellStart"/>
-      <w:r>
-        <w:t>Ciphertext</w:t>
-      </w:r>
-      <w:proofErr w:type="spellEnd"/>
-      <w:r>
-        <w:t xml:space="preserve"> = </w:t>
-      </w:r>
-      <w:r>
-        <w:rPr>
-          <w:rStyle w:val="Strong"/>
-        </w:rPr>
-        <w:t>73 (decimal)</w:t>
-      </w:r>
-      <w:r>
-        <w:rPr>
-          <w:rStyle w:val="Strong"/>
-        </w:rPr>
-        <w:br/>
-      </w:r>
-      <w:r>
-        <w:rPr>
-          <w:rStyle w:val="Strong"/>
-        </w:rPr>
-        <w:br/>
-      </w:r>
+          <w:sz w:val="24"/>
+          <w:szCs w:val="24"/>
+          <w:highlight w:val="yellow"/>
+        </w:rPr>
+        <w:t>🔹</w:t>
+      </w:r>
+      <w:r>
+        <w:rPr>
+          <w:sz w:val="24"/>
+          <w:szCs w:val="24"/>
+          <w:highlight w:val="yellow"/>
+        </w:rPr>
+        <w:t xml:space="preserve"> What is Cryptography?</w:t>
+      </w:r>
+    </w:p>
+    <w:p>
+      <w:pPr>
+        <w:spacing w:before="100" w:beforeAutospacing="1" w:after="100" w:afterAutospacing="1" w:line="240" w:lineRule="auto"/>
+        <w:rPr>
+          <w:rFonts w:ascii="Times New Roman" w:eastAsia="Times New Roman" w:hAnsi="Times New Roman" w:cs="Times New Roman"/>
+          <w:sz w:val="24"/>
+          <w:szCs w:val="24"/>
+        </w:rPr>
+      </w:pPr>
+      <w:r>
+        <w:rPr>
+          <w:rFonts w:ascii="Times New Roman" w:eastAsia="Times New Roman" w:hAnsi="Times New Roman" w:cs="Times New Roman"/>
+          <w:b/>
+          <w:bCs/>
+          <w:sz w:val="24"/>
+          <w:szCs w:val="24"/>
+        </w:rPr>
+        <w:t>Cryptography</w:t>
+      </w:r>
+      <w:r>
+        <w:rPr>
+          <w:rFonts w:ascii="Times New Roman" w:eastAsia="Times New Roman" w:hAnsi="Times New Roman" w:cs="Times New Roman"/>
+          <w:sz w:val="24"/>
+          <w:szCs w:val="24"/>
+        </w:rPr>
+        <w:t xml:space="preserve"> is the practice of transforming information (messages) so that </w:t>
+      </w:r>
+      <w:r>
+        <w:rPr>
+          <w:rFonts w:ascii="Times New Roman" w:eastAsia="Times New Roman" w:hAnsi="Times New Roman" w:cs="Times New Roman"/>
+          <w:b/>
+          <w:bCs/>
+          <w:sz w:val="24"/>
+          <w:szCs w:val="24"/>
+        </w:rPr>
+        <w:t>only authorized people can understand it</w:t>
+      </w:r>
+      <w:r>
+        <w:rPr>
+          <w:rFonts w:ascii="Times New Roman" w:eastAsia="Times New Roman" w:hAnsi="Times New Roman" w:cs="Times New Roman"/>
+          <w:sz w:val="24"/>
+          <w:szCs w:val="24"/>
+        </w:rPr>
+        <w:t>.</w:t>
+      </w:r>
+      <w:bookmarkStart w:id="0" w:name="_GoBack"/>
+      <w:bookmarkEnd w:id="0"/>
     </w:p>
     <w:p>
       <w:pPr>
@@ -1503,507 +1591,32 @@
       </w:pPr>
       <w:r>
         <w:rPr>
-          <w:rFonts w:ascii="Times New Roman" w:eastAsia="Times New Roman" w:hAnsi="Times New Roman" w:cs="Times New Roman"/>
+          <w:rFonts w:ascii="Segoe UI Symbol" w:eastAsia="Times New Roman" w:hAnsi="Segoe UI Symbol" w:cs="Segoe UI Symbol"/>
           <w:b/>
           <w:bCs/>
           <w:kern w:val="36"/>
           <w:sz w:val="24"/>
           <w:szCs w:val="24"/>
         </w:rPr>
-        <w:t xml:space="preserve">Cryptography </w:t>
-      </w:r>
-      <w:proofErr w:type="spellStart"/>
-      <w:r>
-        <w:rPr>
-          <w:rFonts w:ascii="Nirmala UI" w:eastAsia="Times New Roman" w:hAnsi="Nirmala UI" w:cs="Nirmala UI"/>
+        <w:t>🔹</w:t>
+      </w:r>
+      <w:r>
+        <w:rPr>
+          <w:rFonts w:ascii="Times New Roman" w:eastAsia="Times New Roman" w:hAnsi="Times New Roman" w:cs="Times New Roman"/>
           <w:b/>
           <w:bCs/>
           <w:kern w:val="36"/>
           <w:sz w:val="24"/>
           <w:szCs w:val="24"/>
         </w:rPr>
-        <w:t>বলতে</w:t>
-      </w:r>
-      <w:proofErr w:type="spellEnd"/>
-      <w:r>
-        <w:rPr>
-          <w:rFonts w:ascii="Times New Roman" w:eastAsia="Times New Roman" w:hAnsi="Times New Roman" w:cs="Times New Roman"/>
-          <w:b/>
-          <w:bCs/>
-          <w:kern w:val="36"/>
-          <w:sz w:val="24"/>
-          <w:szCs w:val="24"/>
-        </w:rPr>
-        <w:t xml:space="preserve"> </w:t>
-      </w:r>
-      <w:proofErr w:type="spellStart"/>
-      <w:r>
-        <w:rPr>
-          <w:rFonts w:ascii="Nirmala UI" w:eastAsia="Times New Roman" w:hAnsi="Nirmala UI" w:cs="Nirmala UI"/>
-          <w:b/>
-          <w:bCs/>
-          <w:kern w:val="36"/>
-          <w:sz w:val="24"/>
-          <w:szCs w:val="24"/>
-        </w:rPr>
-        <w:t>কী</w:t>
-      </w:r>
-      <w:proofErr w:type="spellEnd"/>
-      <w:r>
-        <w:rPr>
-          <w:rFonts w:ascii="Times New Roman" w:eastAsia="Times New Roman" w:hAnsi="Times New Roman" w:cs="Times New Roman"/>
-          <w:b/>
-          <w:bCs/>
-          <w:kern w:val="36"/>
-          <w:sz w:val="24"/>
-          <w:szCs w:val="24"/>
-        </w:rPr>
-        <w:t xml:space="preserve"> </w:t>
-      </w:r>
-      <w:proofErr w:type="spellStart"/>
-      <w:r>
-        <w:rPr>
-          <w:rFonts w:ascii="Nirmala UI" w:eastAsia="Times New Roman" w:hAnsi="Nirmala UI" w:cs="Nirmala UI"/>
-          <w:b/>
-          <w:bCs/>
-          <w:kern w:val="36"/>
-          <w:sz w:val="24"/>
-          <w:szCs w:val="24"/>
-        </w:rPr>
-        <w:t>বুঝায়</w:t>
-      </w:r>
-      <w:proofErr w:type="spellEnd"/>
-      <w:r>
-        <w:rPr>
-          <w:rFonts w:ascii="Times New Roman" w:eastAsia="Times New Roman" w:hAnsi="Times New Roman" w:cs="Times New Roman"/>
-          <w:b/>
-          <w:bCs/>
-          <w:kern w:val="36"/>
-          <w:sz w:val="24"/>
-          <w:szCs w:val="24"/>
-        </w:rPr>
-        <w:t>?</w:t>
-      </w:r>
-    </w:p>
-    <w:p>
-      <w:pPr>
-        <w:spacing w:before="100" w:beforeAutospacing="1" w:after="100" w:afterAutospacing="1" w:line="240" w:lineRule="auto"/>
-        <w:rPr>
-          <w:rFonts w:ascii="Times New Roman" w:eastAsia="Times New Roman" w:hAnsi="Times New Roman" w:cs="Times New Roman"/>
-          <w:sz w:val="24"/>
-          <w:szCs w:val="24"/>
-        </w:rPr>
-      </w:pPr>
-      <w:r>
-        <w:rPr>
-          <w:rFonts w:ascii="Times New Roman" w:eastAsia="Times New Roman" w:hAnsi="Times New Roman" w:cs="Times New Roman"/>
-          <w:b/>
-          <w:bCs/>
-          <w:sz w:val="24"/>
-          <w:szCs w:val="24"/>
-        </w:rPr>
-        <w:t>Cryptography</w:t>
-      </w:r>
-      <w:r>
-        <w:rPr>
-          <w:rFonts w:ascii="Times New Roman" w:eastAsia="Times New Roman" w:hAnsi="Times New Roman" w:cs="Times New Roman"/>
-          <w:sz w:val="24"/>
-          <w:szCs w:val="24"/>
-        </w:rPr>
-        <w:t xml:space="preserve"> </w:t>
-      </w:r>
-      <w:proofErr w:type="spellStart"/>
-      <w:r>
-        <w:rPr>
-          <w:rFonts w:ascii="Nirmala UI" w:eastAsia="Times New Roman" w:hAnsi="Nirmala UI" w:cs="Nirmala UI"/>
-          <w:sz w:val="24"/>
-          <w:szCs w:val="24"/>
-        </w:rPr>
-        <w:t>হলো</w:t>
-      </w:r>
-      <w:proofErr w:type="spellEnd"/>
-      <w:r>
-        <w:rPr>
-          <w:rFonts w:ascii="Times New Roman" w:eastAsia="Times New Roman" w:hAnsi="Times New Roman" w:cs="Times New Roman"/>
-          <w:sz w:val="24"/>
-          <w:szCs w:val="24"/>
-        </w:rPr>
-        <w:t xml:space="preserve"> </w:t>
-      </w:r>
-      <w:proofErr w:type="spellStart"/>
-      <w:r>
-        <w:rPr>
-          <w:rFonts w:ascii="Nirmala UI" w:eastAsia="Times New Roman" w:hAnsi="Nirmala UI" w:cs="Nirmala UI"/>
-          <w:sz w:val="24"/>
-          <w:szCs w:val="24"/>
-        </w:rPr>
-        <w:t>এমন</w:t>
-      </w:r>
-      <w:proofErr w:type="spellEnd"/>
-      <w:r>
-        <w:rPr>
-          <w:rFonts w:ascii="Times New Roman" w:eastAsia="Times New Roman" w:hAnsi="Times New Roman" w:cs="Times New Roman"/>
-          <w:sz w:val="24"/>
-          <w:szCs w:val="24"/>
-        </w:rPr>
-        <w:t xml:space="preserve"> </w:t>
-      </w:r>
-      <w:proofErr w:type="spellStart"/>
-      <w:r>
-        <w:rPr>
-          <w:rFonts w:ascii="Nirmala UI" w:eastAsia="Times New Roman" w:hAnsi="Nirmala UI" w:cs="Nirmala UI"/>
-          <w:sz w:val="24"/>
-          <w:szCs w:val="24"/>
-        </w:rPr>
-        <w:t>একটি</w:t>
-      </w:r>
-      <w:proofErr w:type="spellEnd"/>
-      <w:r>
-        <w:rPr>
-          <w:rFonts w:ascii="Times New Roman" w:eastAsia="Times New Roman" w:hAnsi="Times New Roman" w:cs="Times New Roman"/>
-          <w:sz w:val="24"/>
-          <w:szCs w:val="24"/>
-        </w:rPr>
-        <w:t xml:space="preserve"> </w:t>
-      </w:r>
-      <w:proofErr w:type="spellStart"/>
-      <w:r>
-        <w:rPr>
-          <w:rFonts w:ascii="Nirmala UI" w:eastAsia="Times New Roman" w:hAnsi="Nirmala UI" w:cs="Nirmala UI"/>
-          <w:sz w:val="24"/>
-          <w:szCs w:val="24"/>
-        </w:rPr>
-        <w:t>পদ্ধতি</w:t>
-      </w:r>
-      <w:proofErr w:type="spellEnd"/>
-      <w:r>
-        <w:rPr>
-          <w:rFonts w:ascii="Times New Roman" w:eastAsia="Times New Roman" w:hAnsi="Times New Roman" w:cs="Times New Roman"/>
-          <w:sz w:val="24"/>
-          <w:szCs w:val="24"/>
-        </w:rPr>
-        <w:t xml:space="preserve"> </w:t>
-      </w:r>
-      <w:proofErr w:type="spellStart"/>
-      <w:r>
-        <w:rPr>
-          <w:rFonts w:ascii="Nirmala UI" w:eastAsia="Times New Roman" w:hAnsi="Nirmala UI" w:cs="Nirmala UI"/>
-          <w:sz w:val="24"/>
-          <w:szCs w:val="24"/>
-        </w:rPr>
-        <w:t>যেখানে</w:t>
-      </w:r>
-      <w:proofErr w:type="spellEnd"/>
-      <w:r>
-        <w:rPr>
-          <w:rFonts w:ascii="Times New Roman" w:eastAsia="Times New Roman" w:hAnsi="Times New Roman" w:cs="Times New Roman"/>
-          <w:sz w:val="24"/>
-          <w:szCs w:val="24"/>
-        </w:rPr>
-        <w:t xml:space="preserve"> </w:t>
-      </w:r>
-      <w:proofErr w:type="spellStart"/>
-      <w:r>
-        <w:rPr>
-          <w:rFonts w:ascii="Nirmala UI" w:eastAsia="Times New Roman" w:hAnsi="Nirmala UI" w:cs="Nirmala UI"/>
-          <w:sz w:val="24"/>
-          <w:szCs w:val="24"/>
-        </w:rPr>
-        <w:t>তথ্য</w:t>
-      </w:r>
-      <w:proofErr w:type="spellEnd"/>
-      <w:r>
-        <w:rPr>
-          <w:rFonts w:ascii="Times New Roman" w:eastAsia="Times New Roman" w:hAnsi="Times New Roman" w:cs="Times New Roman"/>
-          <w:sz w:val="24"/>
-          <w:szCs w:val="24"/>
-        </w:rPr>
-        <w:t xml:space="preserve"> (message) </w:t>
-      </w:r>
-      <w:proofErr w:type="spellStart"/>
-      <w:r>
-        <w:rPr>
-          <w:rFonts w:ascii="Nirmala UI" w:eastAsia="Times New Roman" w:hAnsi="Nirmala UI" w:cs="Nirmala UI"/>
-          <w:sz w:val="24"/>
-          <w:szCs w:val="24"/>
-        </w:rPr>
-        <w:t>কে</w:t>
-      </w:r>
-      <w:proofErr w:type="spellEnd"/>
-      <w:r>
-        <w:rPr>
-          <w:rFonts w:ascii="Times New Roman" w:eastAsia="Times New Roman" w:hAnsi="Times New Roman" w:cs="Times New Roman"/>
-          <w:sz w:val="24"/>
-          <w:szCs w:val="24"/>
-        </w:rPr>
-        <w:t xml:space="preserve"> </w:t>
-      </w:r>
-      <w:proofErr w:type="spellStart"/>
-      <w:r>
-        <w:rPr>
-          <w:rFonts w:ascii="Nirmala UI" w:eastAsia="Times New Roman" w:hAnsi="Nirmala UI" w:cs="Nirmala UI"/>
-          <w:sz w:val="24"/>
-          <w:szCs w:val="24"/>
-        </w:rPr>
-        <w:t>এমনভাবে</w:t>
-      </w:r>
-      <w:proofErr w:type="spellEnd"/>
-      <w:r>
-        <w:rPr>
-          <w:rFonts w:ascii="Times New Roman" w:eastAsia="Times New Roman" w:hAnsi="Times New Roman" w:cs="Times New Roman"/>
-          <w:sz w:val="24"/>
-          <w:szCs w:val="24"/>
-        </w:rPr>
-        <w:t xml:space="preserve"> </w:t>
-      </w:r>
-      <w:proofErr w:type="spellStart"/>
-      <w:r>
-        <w:rPr>
-          <w:rFonts w:ascii="Nirmala UI" w:eastAsia="Times New Roman" w:hAnsi="Nirmala UI" w:cs="Nirmala UI"/>
-          <w:sz w:val="24"/>
-          <w:szCs w:val="24"/>
-        </w:rPr>
-        <w:t>রূপান্তর</w:t>
-      </w:r>
-      <w:proofErr w:type="spellEnd"/>
-      <w:r>
-        <w:rPr>
-          <w:rFonts w:ascii="Times New Roman" w:eastAsia="Times New Roman" w:hAnsi="Times New Roman" w:cs="Times New Roman"/>
-          <w:sz w:val="24"/>
-          <w:szCs w:val="24"/>
-        </w:rPr>
-        <w:t xml:space="preserve"> </w:t>
-      </w:r>
-      <w:proofErr w:type="spellStart"/>
-      <w:r>
-        <w:rPr>
-          <w:rFonts w:ascii="Nirmala UI" w:eastAsia="Times New Roman" w:hAnsi="Nirmala UI" w:cs="Nirmala UI"/>
-          <w:sz w:val="24"/>
-          <w:szCs w:val="24"/>
-        </w:rPr>
-        <w:t>করা</w:t>
-      </w:r>
-      <w:proofErr w:type="spellEnd"/>
-      <w:r>
-        <w:rPr>
-          <w:rFonts w:ascii="Times New Roman" w:eastAsia="Times New Roman" w:hAnsi="Times New Roman" w:cs="Times New Roman"/>
-          <w:sz w:val="24"/>
-          <w:szCs w:val="24"/>
-        </w:rPr>
-        <w:t xml:space="preserve"> </w:t>
-      </w:r>
-      <w:proofErr w:type="spellStart"/>
-      <w:r>
-        <w:rPr>
-          <w:rFonts w:ascii="Nirmala UI" w:eastAsia="Times New Roman" w:hAnsi="Nirmala UI" w:cs="Nirmala UI"/>
-          <w:sz w:val="24"/>
-          <w:szCs w:val="24"/>
-        </w:rPr>
-        <w:t>হয়</w:t>
-      </w:r>
-      <w:proofErr w:type="spellEnd"/>
-      <w:r>
-        <w:rPr>
-          <w:rFonts w:ascii="Times New Roman" w:eastAsia="Times New Roman" w:hAnsi="Times New Roman" w:cs="Times New Roman"/>
-          <w:sz w:val="24"/>
-          <w:szCs w:val="24"/>
-        </w:rPr>
-        <w:t xml:space="preserve"> </w:t>
-      </w:r>
-      <w:proofErr w:type="spellStart"/>
-      <w:r>
-        <w:rPr>
-          <w:rFonts w:ascii="Nirmala UI" w:eastAsia="Times New Roman" w:hAnsi="Nirmala UI" w:cs="Nirmala UI"/>
-          <w:sz w:val="24"/>
-          <w:szCs w:val="24"/>
-        </w:rPr>
-        <w:t>যাতে</w:t>
-      </w:r>
-      <w:proofErr w:type="spellEnd"/>
-      <w:r>
-        <w:rPr>
-          <w:rFonts w:ascii="Times New Roman" w:eastAsia="Times New Roman" w:hAnsi="Times New Roman" w:cs="Times New Roman"/>
-          <w:sz w:val="24"/>
-          <w:szCs w:val="24"/>
-        </w:rPr>
-        <w:t xml:space="preserve"> </w:t>
-      </w:r>
-      <w:proofErr w:type="spellStart"/>
-      <w:r>
-        <w:rPr>
-          <w:rFonts w:ascii="Nirmala UI" w:eastAsia="Times New Roman" w:hAnsi="Nirmala UI" w:cs="Nirmala UI"/>
-          <w:sz w:val="24"/>
-          <w:szCs w:val="24"/>
-        </w:rPr>
-        <w:t>শুধু</w:t>
-      </w:r>
-      <w:proofErr w:type="spellEnd"/>
-      <w:r>
-        <w:rPr>
-          <w:rFonts w:ascii="Times New Roman" w:eastAsia="Times New Roman" w:hAnsi="Times New Roman" w:cs="Times New Roman"/>
-          <w:sz w:val="24"/>
-          <w:szCs w:val="24"/>
-        </w:rPr>
-        <w:t xml:space="preserve"> </w:t>
-      </w:r>
-      <w:proofErr w:type="spellStart"/>
-      <w:r>
-        <w:rPr>
-          <w:rFonts w:ascii="Nirmala UI" w:eastAsia="Times New Roman" w:hAnsi="Nirmala UI" w:cs="Nirmala UI"/>
-          <w:sz w:val="24"/>
-          <w:szCs w:val="24"/>
-        </w:rPr>
-        <w:t>নির্দিষ্ট</w:t>
-      </w:r>
-      <w:proofErr w:type="spellEnd"/>
-      <w:r>
-        <w:rPr>
-          <w:rFonts w:ascii="Times New Roman" w:eastAsia="Times New Roman" w:hAnsi="Times New Roman" w:cs="Times New Roman"/>
-          <w:sz w:val="24"/>
-          <w:szCs w:val="24"/>
-        </w:rPr>
-        <w:t xml:space="preserve"> </w:t>
-      </w:r>
-      <w:proofErr w:type="spellStart"/>
-      <w:r>
-        <w:rPr>
-          <w:rFonts w:ascii="Nirmala UI" w:eastAsia="Times New Roman" w:hAnsi="Nirmala UI" w:cs="Nirmala UI"/>
-          <w:sz w:val="24"/>
-          <w:szCs w:val="24"/>
-        </w:rPr>
-        <w:t>ব্যক্তি</w:t>
-      </w:r>
-      <w:proofErr w:type="spellEnd"/>
-      <w:r>
-        <w:rPr>
-          <w:rFonts w:ascii="Times New Roman" w:eastAsia="Times New Roman" w:hAnsi="Times New Roman" w:cs="Times New Roman"/>
-          <w:sz w:val="24"/>
-          <w:szCs w:val="24"/>
-        </w:rPr>
-        <w:t xml:space="preserve"> </w:t>
-      </w:r>
-      <w:proofErr w:type="spellStart"/>
-      <w:r>
-        <w:rPr>
-          <w:rFonts w:ascii="Nirmala UI" w:eastAsia="Times New Roman" w:hAnsi="Nirmala UI" w:cs="Nirmala UI"/>
-          <w:sz w:val="24"/>
-          <w:szCs w:val="24"/>
-        </w:rPr>
-        <w:t>তা</w:t>
-      </w:r>
-      <w:proofErr w:type="spellEnd"/>
-      <w:r>
-        <w:rPr>
-          <w:rFonts w:ascii="Times New Roman" w:eastAsia="Times New Roman" w:hAnsi="Times New Roman" w:cs="Times New Roman"/>
-          <w:sz w:val="24"/>
-          <w:szCs w:val="24"/>
-        </w:rPr>
-        <w:t xml:space="preserve"> </w:t>
-      </w:r>
-      <w:proofErr w:type="spellStart"/>
-      <w:r>
-        <w:rPr>
-          <w:rFonts w:ascii="Nirmala UI" w:eastAsia="Times New Roman" w:hAnsi="Nirmala UI" w:cs="Nirmala UI"/>
-          <w:sz w:val="24"/>
-          <w:szCs w:val="24"/>
-        </w:rPr>
-        <w:t>বুঝতে</w:t>
-      </w:r>
-      <w:proofErr w:type="spellEnd"/>
-      <w:r>
-        <w:rPr>
-          <w:rFonts w:ascii="Times New Roman" w:eastAsia="Times New Roman" w:hAnsi="Times New Roman" w:cs="Times New Roman"/>
-          <w:sz w:val="24"/>
-          <w:szCs w:val="24"/>
-        </w:rPr>
-        <w:t xml:space="preserve"> </w:t>
-      </w:r>
-      <w:proofErr w:type="spellStart"/>
-      <w:r>
-        <w:rPr>
-          <w:rFonts w:ascii="Nirmala UI" w:eastAsia="Times New Roman" w:hAnsi="Nirmala UI" w:cs="Nirmala UI"/>
-          <w:sz w:val="24"/>
-          <w:szCs w:val="24"/>
-        </w:rPr>
-        <w:t>পারে</w:t>
-      </w:r>
-      <w:proofErr w:type="spellEnd"/>
-      <w:r>
-        <w:rPr>
-          <w:rFonts w:ascii="Nirmala UI" w:eastAsia="Times New Roman" w:hAnsi="Nirmala UI" w:cs="Nirmala UI"/>
-          <w:sz w:val="24"/>
-          <w:szCs w:val="24"/>
-        </w:rPr>
-        <w:t>।</w:t>
-      </w:r>
-    </w:p>
-    <w:p>
-      <w:pPr>
-        <w:spacing w:before="100" w:beforeAutospacing="1" w:after="100" w:afterAutospacing="1" w:line="240" w:lineRule="auto"/>
-        <w:rPr>
-          <w:rFonts w:ascii="Times New Roman" w:eastAsia="Times New Roman" w:hAnsi="Times New Roman" w:cs="Times New Roman"/>
-          <w:sz w:val="24"/>
-          <w:szCs w:val="24"/>
-        </w:rPr>
-      </w:pPr>
-      <w:r>
-        <w:rPr>
-          <w:rFonts w:ascii="Segoe UI Symbol" w:eastAsia="Times New Roman" w:hAnsi="Segoe UI Symbol" w:cs="Segoe UI Symbol"/>
-          <w:sz w:val="24"/>
-          <w:szCs w:val="24"/>
-        </w:rPr>
-        <w:t>👉</w:t>
-      </w:r>
-      <w:r>
-        <w:rPr>
-          <w:rFonts w:ascii="Times New Roman" w:eastAsia="Times New Roman" w:hAnsi="Times New Roman" w:cs="Times New Roman"/>
-          <w:sz w:val="24"/>
-          <w:szCs w:val="24"/>
-        </w:rPr>
-        <w:t xml:space="preserve"> </w:t>
-      </w:r>
-      <w:proofErr w:type="spellStart"/>
-      <w:r>
-        <w:rPr>
-          <w:rFonts w:ascii="Nirmala UI" w:eastAsia="Times New Roman" w:hAnsi="Nirmala UI" w:cs="Nirmala UI"/>
-          <w:sz w:val="24"/>
-          <w:szCs w:val="24"/>
-        </w:rPr>
-        <w:t>মূল</w:t>
-      </w:r>
-      <w:proofErr w:type="spellEnd"/>
-      <w:r>
-        <w:rPr>
-          <w:rFonts w:ascii="Times New Roman" w:eastAsia="Times New Roman" w:hAnsi="Times New Roman" w:cs="Times New Roman"/>
-          <w:sz w:val="24"/>
-          <w:szCs w:val="24"/>
-        </w:rPr>
-        <w:t xml:space="preserve"> </w:t>
-      </w:r>
-      <w:proofErr w:type="spellStart"/>
-      <w:r>
-        <w:rPr>
-          <w:rFonts w:ascii="Nirmala UI" w:eastAsia="Times New Roman" w:hAnsi="Nirmala UI" w:cs="Nirmala UI"/>
-          <w:sz w:val="24"/>
-          <w:szCs w:val="24"/>
-        </w:rPr>
-        <w:t>কাজ</w:t>
-      </w:r>
-      <w:proofErr w:type="spellEnd"/>
-      <w:r>
-        <w:rPr>
-          <w:rFonts w:ascii="Times New Roman" w:eastAsia="Times New Roman" w:hAnsi="Times New Roman" w:cs="Times New Roman"/>
-          <w:sz w:val="24"/>
-          <w:szCs w:val="24"/>
-        </w:rPr>
-        <w:t>:</w:t>
+        <w:t xml:space="preserve"> Main Functions:</w:t>
       </w:r>
     </w:p>
     <w:p>
       <w:pPr>
         <w:numPr>
           <w:ilvl w:val="0"/>
-          <w:numId w:val="2"/>
+          <w:numId w:val="5"/>
         </w:numPr>
         <w:spacing w:before="100" w:beforeAutospacing="1" w:after="100" w:afterAutospacing="1" w:line="240" w:lineRule="auto"/>
         <w:rPr>
@@ -2020,24 +1633,36 @@
           <w:sz w:val="24"/>
           <w:szCs w:val="24"/>
         </w:rPr>
-        <w:t>Encryption</w:t>
-      </w:r>
-      <w:r>
-        <w:rPr>
-          <w:rFonts w:ascii="Times New Roman" w:eastAsia="Times New Roman" w:hAnsi="Times New Roman" w:cs="Times New Roman"/>
-          <w:sz w:val="24"/>
-          <w:szCs w:val="24"/>
-        </w:rPr>
-        <w:t xml:space="preserve">: Plaintext → </w:t>
+        <w:t>Encryption:</w:t>
+      </w:r>
+      <w:r>
+        <w:rPr>
+          <w:rFonts w:ascii="Times New Roman" w:eastAsia="Times New Roman" w:hAnsi="Times New Roman" w:cs="Times New Roman"/>
+          <w:sz w:val="24"/>
+          <w:szCs w:val="24"/>
+        </w:rPr>
+        <w:t xml:space="preserve"> Convert </w:t>
+      </w:r>
+      <w:r>
+        <w:rPr>
+          <w:rFonts w:ascii="Times New Roman" w:eastAsia="Times New Roman" w:hAnsi="Times New Roman" w:cs="Times New Roman"/>
+          <w:b/>
+          <w:bCs/>
+          <w:sz w:val="24"/>
+          <w:szCs w:val="24"/>
+        </w:rPr>
+        <w:t xml:space="preserve">plaintext → </w:t>
       </w:r>
       <w:proofErr w:type="spellStart"/>
       <w:r>
         <w:rPr>
           <w:rFonts w:ascii="Times New Roman" w:eastAsia="Times New Roman" w:hAnsi="Times New Roman" w:cs="Times New Roman"/>
-          <w:sz w:val="24"/>
-          <w:szCs w:val="24"/>
-        </w:rPr>
-        <w:t>Ciphertext</w:t>
+          <w:b/>
+          <w:bCs/>
+          <w:sz w:val="24"/>
+          <w:szCs w:val="24"/>
+        </w:rPr>
+        <w:t>ciphertext</w:t>
       </w:r>
       <w:proofErr w:type="spellEnd"/>
       <w:r>
@@ -2053,7 +1678,7 @@
       <w:pPr>
         <w:numPr>
           <w:ilvl w:val="0"/>
-          <w:numId w:val="2"/>
+          <w:numId w:val="5"/>
         </w:numPr>
         <w:spacing w:before="100" w:beforeAutospacing="1" w:after="100" w:afterAutospacing="1" w:line="240" w:lineRule="auto"/>
         <w:rPr>
@@ -2070,40 +1695,76 @@
           <w:sz w:val="24"/>
           <w:szCs w:val="24"/>
         </w:rPr>
-        <w:t>Decryption</w:t>
-      </w:r>
-      <w:r>
-        <w:rPr>
-          <w:rFonts w:ascii="Times New Roman" w:eastAsia="Times New Roman" w:hAnsi="Times New Roman" w:cs="Times New Roman"/>
-          <w:sz w:val="24"/>
-          <w:szCs w:val="24"/>
-        </w:rPr>
-        <w:t xml:space="preserve">: </w:t>
+        <w:t>Decryption:</w:t>
+      </w:r>
+      <w:r>
+        <w:rPr>
+          <w:rFonts w:ascii="Times New Roman" w:eastAsia="Times New Roman" w:hAnsi="Times New Roman" w:cs="Times New Roman"/>
+          <w:sz w:val="24"/>
+          <w:szCs w:val="24"/>
+        </w:rPr>
+        <w:t xml:space="preserve"> Convert </w:t>
       </w:r>
       <w:proofErr w:type="spellStart"/>
       <w:r>
         <w:rPr>
           <w:rFonts w:ascii="Times New Roman" w:eastAsia="Times New Roman" w:hAnsi="Times New Roman" w:cs="Times New Roman"/>
-          <w:sz w:val="24"/>
-          <w:szCs w:val="24"/>
-        </w:rPr>
-        <w:t>Ciphertext</w:t>
+          <w:b/>
+          <w:bCs/>
+          <w:sz w:val="24"/>
+          <w:szCs w:val="24"/>
+        </w:rPr>
+        <w:t>ciphertext</w:t>
       </w:r>
       <w:proofErr w:type="spellEnd"/>
       <w:r>
         <w:rPr>
           <w:rFonts w:ascii="Times New Roman" w:eastAsia="Times New Roman" w:hAnsi="Times New Roman" w:cs="Times New Roman"/>
-          <w:sz w:val="24"/>
-          <w:szCs w:val="24"/>
-        </w:rPr>
-        <w:t xml:space="preserve"> → Plaintext </w:t>
+          <w:b/>
+          <w:bCs/>
+          <w:sz w:val="24"/>
+          <w:szCs w:val="24"/>
+        </w:rPr>
+        <w:t xml:space="preserve"> → plaintext</w:t>
+      </w:r>
+      <w:r>
+        <w:rPr>
+          <w:rFonts w:ascii="Times New Roman" w:eastAsia="Times New Roman" w:hAnsi="Times New Roman" w:cs="Times New Roman"/>
+          <w:sz w:val="24"/>
+          <w:szCs w:val="24"/>
+        </w:rPr>
+        <w:t xml:space="preserve"> </w:t>
+      </w:r>
+    </w:p>
+    <w:p>
+      <w:pPr>
+        <w:spacing w:after="0" w:line="240" w:lineRule="auto"/>
+        <w:rPr>
+          <w:rFonts w:ascii="Times New Roman" w:eastAsia="Times New Roman" w:hAnsi="Times New Roman" w:cs="Times New Roman"/>
+          <w:sz w:val="24"/>
+          <w:szCs w:val="24"/>
+        </w:rPr>
+      </w:pPr>
+      <w:r>
+        <w:rPr>
+          <w:rFonts w:ascii="Times New Roman" w:eastAsia="Times New Roman" w:hAnsi="Times New Roman" w:cs="Times New Roman"/>
+          <w:sz w:val="24"/>
+          <w:szCs w:val="24"/>
+        </w:rPr>
+        <w:pict>
+          <v:rect id="_x0000_i1028" style="width:0;height:1.5pt" o:hralign="center" o:hrstd="t" o:hr="t" fillcolor="#a0a0a0" stroked="f"/>
+        </w:pict>
       </w:r>
     </w:p>
     <w:p>
       <w:pPr>
         <w:spacing w:before="100" w:beforeAutospacing="1" w:after="100" w:afterAutospacing="1" w:line="240" w:lineRule="auto"/>
-        <w:rPr>
-          <w:rFonts w:ascii="Times New Roman" w:eastAsia="Times New Roman" w:hAnsi="Times New Roman" w:cs="Times New Roman"/>
+        <w:outlineLvl w:val="0"/>
+        <w:rPr>
+          <w:rFonts w:ascii="Times New Roman" w:eastAsia="Times New Roman" w:hAnsi="Times New Roman" w:cs="Times New Roman"/>
+          <w:b/>
+          <w:bCs/>
+          <w:kern w:val="36"/>
           <w:sz w:val="24"/>
           <w:szCs w:val="24"/>
         </w:rPr>
@@ -2111,44 +1772,32 @@
       <w:r>
         <w:rPr>
           <w:rFonts w:ascii="Segoe UI Symbol" w:eastAsia="Times New Roman" w:hAnsi="Segoe UI Symbol" w:cs="Segoe UI Symbol"/>
+          <w:b/>
+          <w:bCs/>
+          <w:kern w:val="36"/>
           <w:sz w:val="24"/>
           <w:szCs w:val="24"/>
         </w:rPr>
         <w:lastRenderedPageBreak/>
-        <w:t>👉</w:t>
-      </w:r>
-      <w:r>
-        <w:rPr>
-          <w:rFonts w:ascii="Times New Roman" w:eastAsia="Times New Roman" w:hAnsi="Times New Roman" w:cs="Times New Roman"/>
-          <w:sz w:val="24"/>
-          <w:szCs w:val="24"/>
-        </w:rPr>
-        <w:t xml:space="preserve"> </w:t>
-      </w:r>
-      <w:proofErr w:type="spellStart"/>
-      <w:r>
-        <w:rPr>
-          <w:rFonts w:ascii="Nirmala UI" w:eastAsia="Times New Roman" w:hAnsi="Nirmala UI" w:cs="Nirmala UI"/>
-          <w:sz w:val="24"/>
-          <w:szCs w:val="24"/>
-        </w:rPr>
-        <w:t>উদ্দেশ্য</w:t>
-      </w:r>
-      <w:proofErr w:type="spellEnd"/>
-      <w:r>
-        <w:rPr>
-          <w:rFonts w:ascii="Times New Roman" w:eastAsia="Times New Roman" w:hAnsi="Times New Roman" w:cs="Times New Roman"/>
-          <w:sz w:val="24"/>
-          <w:szCs w:val="24"/>
-        </w:rPr>
-        <w:t>:</w:t>
+        <w:t>🔹</w:t>
+      </w:r>
+      <w:r>
+        <w:rPr>
+          <w:rFonts w:ascii="Times New Roman" w:eastAsia="Times New Roman" w:hAnsi="Times New Roman" w:cs="Times New Roman"/>
+          <w:b/>
+          <w:bCs/>
+          <w:kern w:val="36"/>
+          <w:sz w:val="24"/>
+          <w:szCs w:val="24"/>
+        </w:rPr>
+        <w:t xml:space="preserve"> Purpose of Cryptography:</w:t>
       </w:r>
     </w:p>
     <w:p>
       <w:pPr>
         <w:numPr>
           <w:ilvl w:val="0"/>
-          <w:numId w:val="3"/>
+          <w:numId w:val="6"/>
         </w:numPr>
         <w:spacing w:before="100" w:beforeAutospacing="1" w:after="100" w:afterAutospacing="1" w:line="240" w:lineRule="auto"/>
         <w:rPr>
@@ -2160,35 +1809,27 @@
       <w:r>
         <w:rPr>
           <w:rFonts w:ascii="Times New Roman" w:eastAsia="Times New Roman" w:hAnsi="Times New Roman" w:cs="Times New Roman"/>
-          <w:sz w:val="24"/>
-          <w:szCs w:val="24"/>
-        </w:rPr>
-        <w:t>Confidentiality (</w:t>
-      </w:r>
-      <w:proofErr w:type="spellStart"/>
-      <w:r>
-        <w:rPr>
-          <w:rFonts w:ascii="Nirmala UI" w:eastAsia="Times New Roman" w:hAnsi="Nirmala UI" w:cs="Nirmala UI"/>
-          <w:sz w:val="24"/>
-          <w:szCs w:val="24"/>
-        </w:rPr>
-        <w:t>গোপনীয়তা</w:t>
-      </w:r>
-      <w:proofErr w:type="spellEnd"/>
-      <w:r>
-        <w:rPr>
-          <w:rFonts w:ascii="Times New Roman" w:eastAsia="Times New Roman" w:hAnsi="Times New Roman" w:cs="Times New Roman"/>
-          <w:sz w:val="24"/>
-          <w:szCs w:val="24"/>
-        </w:rPr>
-        <w:t xml:space="preserve">) </w:t>
+          <w:b/>
+          <w:bCs/>
+          <w:sz w:val="24"/>
+          <w:szCs w:val="24"/>
+        </w:rPr>
+        <w:t>Confidentiality:</w:t>
+      </w:r>
+      <w:r>
+        <w:rPr>
+          <w:rFonts w:ascii="Times New Roman" w:eastAsia="Times New Roman" w:hAnsi="Times New Roman" w:cs="Times New Roman"/>
+          <w:sz w:val="24"/>
+          <w:szCs w:val="24"/>
+        </w:rPr>
+        <w:t xml:space="preserve"> Keep the information secret </w:t>
       </w:r>
     </w:p>
     <w:p>
       <w:pPr>
         <w:numPr>
           <w:ilvl w:val="0"/>
-          <w:numId w:val="3"/>
+          <w:numId w:val="6"/>
         </w:numPr>
         <w:spacing w:before="100" w:beforeAutospacing="1" w:after="100" w:afterAutospacing="1" w:line="240" w:lineRule="auto"/>
         <w:rPr>
@@ -2200,71 +1841,27 @@
       <w:r>
         <w:rPr>
           <w:rFonts w:ascii="Times New Roman" w:eastAsia="Times New Roman" w:hAnsi="Times New Roman" w:cs="Times New Roman"/>
-          <w:sz w:val="24"/>
-          <w:szCs w:val="24"/>
-        </w:rPr>
-        <w:t>Integrity (</w:t>
-      </w:r>
-      <w:proofErr w:type="spellStart"/>
-      <w:r>
-        <w:rPr>
-          <w:rFonts w:ascii="Nirmala UI" w:eastAsia="Times New Roman" w:hAnsi="Nirmala UI" w:cs="Nirmala UI"/>
-          <w:sz w:val="24"/>
-          <w:szCs w:val="24"/>
-        </w:rPr>
-        <w:t>ডেটা</w:t>
-      </w:r>
-      <w:proofErr w:type="spellEnd"/>
-      <w:r>
-        <w:rPr>
-          <w:rFonts w:ascii="Times New Roman" w:eastAsia="Times New Roman" w:hAnsi="Times New Roman" w:cs="Times New Roman"/>
-          <w:sz w:val="24"/>
-          <w:szCs w:val="24"/>
-        </w:rPr>
-        <w:t xml:space="preserve"> </w:t>
-      </w:r>
-      <w:proofErr w:type="spellStart"/>
-      <w:r>
-        <w:rPr>
-          <w:rFonts w:ascii="Nirmala UI" w:eastAsia="Times New Roman" w:hAnsi="Nirmala UI" w:cs="Nirmala UI"/>
-          <w:sz w:val="24"/>
-          <w:szCs w:val="24"/>
-        </w:rPr>
-        <w:t>পরিবর্তন</w:t>
-      </w:r>
-      <w:proofErr w:type="spellEnd"/>
-      <w:r>
-        <w:rPr>
-          <w:rFonts w:ascii="Times New Roman" w:eastAsia="Times New Roman" w:hAnsi="Times New Roman" w:cs="Times New Roman"/>
-          <w:sz w:val="24"/>
-          <w:szCs w:val="24"/>
-        </w:rPr>
-        <w:t xml:space="preserve"> </w:t>
-      </w:r>
-      <w:proofErr w:type="spellStart"/>
-      <w:r>
-        <w:rPr>
-          <w:rFonts w:ascii="Nirmala UI" w:eastAsia="Times New Roman" w:hAnsi="Nirmala UI" w:cs="Nirmala UI"/>
-          <w:sz w:val="24"/>
-          <w:szCs w:val="24"/>
-        </w:rPr>
-        <w:t>হয়নি</w:t>
-      </w:r>
-      <w:proofErr w:type="spellEnd"/>
-      <w:r>
-        <w:rPr>
-          <w:rFonts w:ascii="Times New Roman" w:eastAsia="Times New Roman" w:hAnsi="Times New Roman" w:cs="Times New Roman"/>
-          <w:sz w:val="24"/>
-          <w:szCs w:val="24"/>
-        </w:rPr>
-        <w:t xml:space="preserve">) </w:t>
+          <w:b/>
+          <w:bCs/>
+          <w:sz w:val="24"/>
+          <w:szCs w:val="24"/>
+        </w:rPr>
+        <w:t>Integrity:</w:t>
+      </w:r>
+      <w:r>
+        <w:rPr>
+          <w:rFonts w:ascii="Times New Roman" w:eastAsia="Times New Roman" w:hAnsi="Times New Roman" w:cs="Times New Roman"/>
+          <w:sz w:val="24"/>
+          <w:szCs w:val="24"/>
+        </w:rPr>
+        <w:t xml:space="preserve"> Ensure data is not altered </w:t>
       </w:r>
     </w:p>
     <w:p>
       <w:pPr>
         <w:numPr>
           <w:ilvl w:val="0"/>
-          <w:numId w:val="3"/>
+          <w:numId w:val="6"/>
         </w:numPr>
         <w:spacing w:before="100" w:beforeAutospacing="1" w:after="100" w:afterAutospacing="1" w:line="240" w:lineRule="auto"/>
         <w:rPr>
@@ -2276,89 +1873,27 @@
       <w:r>
         <w:rPr>
           <w:rFonts w:ascii="Times New Roman" w:eastAsia="Times New Roman" w:hAnsi="Times New Roman" w:cs="Times New Roman"/>
-          <w:sz w:val="24"/>
-          <w:szCs w:val="24"/>
-        </w:rPr>
-        <w:t>Authentication (</w:t>
-      </w:r>
-      <w:proofErr w:type="spellStart"/>
-      <w:r>
-        <w:rPr>
-          <w:rFonts w:ascii="Nirmala UI" w:eastAsia="Times New Roman" w:hAnsi="Nirmala UI" w:cs="Nirmala UI"/>
-          <w:sz w:val="24"/>
-          <w:szCs w:val="24"/>
-        </w:rPr>
-        <w:t>কে</w:t>
-      </w:r>
-      <w:proofErr w:type="spellEnd"/>
-      <w:r>
-        <w:rPr>
-          <w:rFonts w:ascii="Times New Roman" w:eastAsia="Times New Roman" w:hAnsi="Times New Roman" w:cs="Times New Roman"/>
-          <w:sz w:val="24"/>
-          <w:szCs w:val="24"/>
-        </w:rPr>
-        <w:t xml:space="preserve"> </w:t>
-      </w:r>
-      <w:proofErr w:type="spellStart"/>
-      <w:r>
-        <w:rPr>
-          <w:rFonts w:ascii="Nirmala UI" w:eastAsia="Times New Roman" w:hAnsi="Nirmala UI" w:cs="Nirmala UI"/>
-          <w:sz w:val="24"/>
-          <w:szCs w:val="24"/>
-        </w:rPr>
-        <w:t>পাঠিয়েছে</w:t>
-      </w:r>
-      <w:proofErr w:type="spellEnd"/>
-      <w:r>
-        <w:rPr>
-          <w:rFonts w:ascii="Times New Roman" w:eastAsia="Times New Roman" w:hAnsi="Times New Roman" w:cs="Times New Roman"/>
-          <w:sz w:val="24"/>
-          <w:szCs w:val="24"/>
-        </w:rPr>
-        <w:t xml:space="preserve"> </w:t>
-      </w:r>
-      <w:proofErr w:type="spellStart"/>
-      <w:r>
-        <w:rPr>
-          <w:rFonts w:ascii="Nirmala UI" w:eastAsia="Times New Roman" w:hAnsi="Nirmala UI" w:cs="Nirmala UI"/>
-          <w:sz w:val="24"/>
-          <w:szCs w:val="24"/>
-        </w:rPr>
-        <w:t>নিশ্চিত</w:t>
-      </w:r>
-      <w:proofErr w:type="spellEnd"/>
-      <w:r>
-        <w:rPr>
-          <w:rFonts w:ascii="Times New Roman" w:eastAsia="Times New Roman" w:hAnsi="Times New Roman" w:cs="Times New Roman"/>
-          <w:sz w:val="24"/>
-          <w:szCs w:val="24"/>
-        </w:rPr>
-        <w:t xml:space="preserve"> </w:t>
-      </w:r>
-      <w:proofErr w:type="spellStart"/>
-      <w:r>
-        <w:rPr>
-          <w:rFonts w:ascii="Nirmala UI" w:eastAsia="Times New Roman" w:hAnsi="Nirmala UI" w:cs="Nirmala UI"/>
-          <w:sz w:val="24"/>
-          <w:szCs w:val="24"/>
-        </w:rPr>
-        <w:t>হওয়া</w:t>
-      </w:r>
-      <w:proofErr w:type="spellEnd"/>
-      <w:r>
-        <w:rPr>
-          <w:rFonts w:ascii="Times New Roman" w:eastAsia="Times New Roman" w:hAnsi="Times New Roman" w:cs="Times New Roman"/>
-          <w:sz w:val="24"/>
-          <w:szCs w:val="24"/>
-        </w:rPr>
-        <w:t xml:space="preserve">) </w:t>
+          <w:b/>
+          <w:bCs/>
+          <w:sz w:val="24"/>
+          <w:szCs w:val="24"/>
+        </w:rPr>
+        <w:t>Authentication:</w:t>
+      </w:r>
+      <w:r>
+        <w:rPr>
+          <w:rFonts w:ascii="Times New Roman" w:eastAsia="Times New Roman" w:hAnsi="Times New Roman" w:cs="Times New Roman"/>
+          <w:sz w:val="24"/>
+          <w:szCs w:val="24"/>
+        </w:rPr>
+        <w:t xml:space="preserve"> Verify the sender’s identity </w:t>
       </w:r>
     </w:p>
     <w:p>
       <w:pPr>
         <w:numPr>
           <w:ilvl w:val="0"/>
-          <w:numId w:val="3"/>
+          <w:numId w:val="6"/>
         </w:numPr>
         <w:spacing w:before="100" w:beforeAutospacing="1" w:after="100" w:afterAutospacing="1" w:line="240" w:lineRule="auto"/>
         <w:rPr>
@@ -2370,101 +1905,29 @@
       <w:r>
         <w:rPr>
           <w:rFonts w:ascii="Times New Roman" w:eastAsia="Times New Roman" w:hAnsi="Times New Roman" w:cs="Times New Roman"/>
-          <w:sz w:val="24"/>
-          <w:szCs w:val="24"/>
-        </w:rPr>
-        <w:t>Non-repudiation (</w:t>
-      </w:r>
-      <w:proofErr w:type="spellStart"/>
-      <w:r>
-        <w:rPr>
-          <w:rFonts w:ascii="Nirmala UI" w:eastAsia="Times New Roman" w:hAnsi="Nirmala UI" w:cs="Nirmala UI"/>
-          <w:sz w:val="24"/>
-          <w:szCs w:val="24"/>
-        </w:rPr>
-        <w:t>পরে</w:t>
-      </w:r>
-      <w:proofErr w:type="spellEnd"/>
-      <w:r>
-        <w:rPr>
-          <w:rFonts w:ascii="Times New Roman" w:eastAsia="Times New Roman" w:hAnsi="Times New Roman" w:cs="Times New Roman"/>
-          <w:sz w:val="24"/>
-          <w:szCs w:val="24"/>
-        </w:rPr>
-        <w:t xml:space="preserve"> </w:t>
-      </w:r>
-      <w:proofErr w:type="spellStart"/>
-      <w:r>
-        <w:rPr>
-          <w:rFonts w:ascii="Nirmala UI" w:eastAsia="Times New Roman" w:hAnsi="Nirmala UI" w:cs="Nirmala UI"/>
-          <w:sz w:val="24"/>
-          <w:szCs w:val="24"/>
-        </w:rPr>
-        <w:t>অস্বীকার</w:t>
-      </w:r>
-      <w:proofErr w:type="spellEnd"/>
-      <w:r>
-        <w:rPr>
-          <w:rFonts w:ascii="Times New Roman" w:eastAsia="Times New Roman" w:hAnsi="Times New Roman" w:cs="Times New Roman"/>
-          <w:sz w:val="24"/>
-          <w:szCs w:val="24"/>
-        </w:rPr>
-        <w:t xml:space="preserve"> </w:t>
-      </w:r>
-      <w:proofErr w:type="spellStart"/>
-      <w:r>
-        <w:rPr>
-          <w:rFonts w:ascii="Nirmala UI" w:eastAsia="Times New Roman" w:hAnsi="Nirmala UI" w:cs="Nirmala UI"/>
-          <w:sz w:val="24"/>
-          <w:szCs w:val="24"/>
-        </w:rPr>
-        <w:t>করতে</w:t>
-      </w:r>
-      <w:proofErr w:type="spellEnd"/>
-      <w:r>
-        <w:rPr>
-          <w:rFonts w:ascii="Times New Roman" w:eastAsia="Times New Roman" w:hAnsi="Times New Roman" w:cs="Times New Roman"/>
-          <w:sz w:val="24"/>
-          <w:szCs w:val="24"/>
-        </w:rPr>
-        <w:t xml:space="preserve"> </w:t>
-      </w:r>
-      <w:proofErr w:type="spellStart"/>
-      <w:r>
-        <w:rPr>
-          <w:rFonts w:ascii="Nirmala UI" w:eastAsia="Times New Roman" w:hAnsi="Nirmala UI" w:cs="Nirmala UI"/>
-          <w:sz w:val="24"/>
-          <w:szCs w:val="24"/>
-        </w:rPr>
-        <w:t>না</w:t>
-      </w:r>
-      <w:proofErr w:type="spellEnd"/>
-      <w:r>
-        <w:rPr>
-          <w:rFonts w:ascii="Times New Roman" w:eastAsia="Times New Roman" w:hAnsi="Times New Roman" w:cs="Times New Roman"/>
-          <w:sz w:val="24"/>
-          <w:szCs w:val="24"/>
-        </w:rPr>
-        <w:t xml:space="preserve"> </w:t>
-      </w:r>
-      <w:proofErr w:type="spellStart"/>
-      <w:r>
-        <w:rPr>
-          <w:rFonts w:ascii="Nirmala UI" w:eastAsia="Times New Roman" w:hAnsi="Nirmala UI" w:cs="Nirmala UI"/>
-          <w:sz w:val="24"/>
-          <w:szCs w:val="24"/>
-        </w:rPr>
-        <w:t>পারা</w:t>
-      </w:r>
-      <w:proofErr w:type="spellEnd"/>
-      <w:r>
-        <w:rPr>
-          <w:rFonts w:ascii="Times New Roman" w:eastAsia="Times New Roman" w:hAnsi="Times New Roman" w:cs="Times New Roman"/>
-          <w:sz w:val="24"/>
-          <w:szCs w:val="24"/>
-        </w:rPr>
-        <w:t xml:space="preserve">) </w:t>
-      </w:r>
+          <w:b/>
+          <w:bCs/>
+          <w:sz w:val="24"/>
+          <w:szCs w:val="24"/>
+        </w:rPr>
+        <w:t>Non-repudiation:</w:t>
+      </w:r>
+      <w:r>
+        <w:rPr>
+          <w:rFonts w:ascii="Times New Roman" w:eastAsia="Times New Roman" w:hAnsi="Times New Roman" w:cs="Times New Roman"/>
+          <w:sz w:val="24"/>
+          <w:szCs w:val="24"/>
+        </w:rPr>
+        <w:t xml:space="preserve"> Prevent the sender from denying sending the message</w:t>
+      </w:r>
+    </w:p>
+    <w:p>
+      <w:pPr>
+        <w:pStyle w:val="Heading3"/>
+        <w:rPr>
+          <w:rStyle w:val="Strong"/>
+        </w:rPr>
+      </w:pPr>
     </w:p>
     <w:p>
       <w:pPr>
@@ -2475,16 +1938,6 @@
           <w:szCs w:val="24"/>
         </w:rPr>
       </w:pPr>
-      <w:r>
-        <w:rPr>
-          <w:rFonts w:ascii="Times New Roman" w:eastAsia="Times New Roman" w:hAnsi="Times New Roman" w:cs="Times New Roman"/>
-          <w:sz w:val="24"/>
-          <w:szCs w:val="24"/>
-        </w:rPr>
-        <w:pict>
-          <v:rect id="_x0000_i1025" style="width:0;height:1.5pt" o:hralign="center" o:hrstd="t" o:hr="t" fillcolor="#a0a0a0" stroked="f"/>
-        </w:pict>
-      </w:r>
     </w:p>
     <w:p>
       <w:pPr>
@@ -2761,89 +2214,195 @@
     </w:p>
     <w:p>
       <w:pPr>
-        <w:pStyle w:val="Heading1"/>
-        <w:rPr>
-          <w:sz w:val="24"/>
-          <w:szCs w:val="24"/>
-        </w:rPr>
-      </w:pPr>
-      <w:r>
-        <w:rPr>
-          <w:sz w:val="24"/>
-          <w:szCs w:val="24"/>
-        </w:rPr>
-        <w:t xml:space="preserve">RSA </w:t>
-      </w:r>
-      <w:proofErr w:type="spellStart"/>
-      <w:r>
-        <w:rPr>
-          <w:rFonts w:ascii="Nirmala UI" w:hAnsi="Nirmala UI" w:cs="Nirmala UI"/>
-          <w:sz w:val="24"/>
-          <w:szCs w:val="24"/>
-        </w:rPr>
-        <w:t>কী</w:t>
-      </w:r>
-      <w:proofErr w:type="spellEnd"/>
-      <w:r>
-        <w:rPr>
-          <w:sz w:val="24"/>
-          <w:szCs w:val="24"/>
-        </w:rPr>
-        <w:t>?</w:t>
-      </w:r>
-    </w:p>
-    <w:p>
-      <w:pPr>
-        <w:pStyle w:val="NormalWeb"/>
-      </w:pPr>
-      <w:r>
-        <w:t xml:space="preserve">RSA </w:t>
-      </w:r>
-      <w:proofErr w:type="spellStart"/>
-      <w:r>
-        <w:rPr>
-          <w:rFonts w:ascii="Nirmala UI" w:hAnsi="Nirmala UI" w:cs="Nirmala UI"/>
-        </w:rPr>
-        <w:t>হলো</w:t>
-      </w:r>
-      <w:proofErr w:type="spellEnd"/>
-      <w:r>
-        <w:t xml:space="preserve"> </w:t>
-      </w:r>
-      <w:proofErr w:type="spellStart"/>
-      <w:r>
-        <w:rPr>
-          <w:rFonts w:ascii="Nirmala UI" w:hAnsi="Nirmala UI" w:cs="Nirmala UI"/>
-        </w:rPr>
-        <w:t>সবচেয়ে</w:t>
-      </w:r>
-      <w:proofErr w:type="spellEnd"/>
-      <w:r>
-        <w:t xml:space="preserve"> </w:t>
-      </w:r>
-      <w:proofErr w:type="spellStart"/>
-      <w:r>
-        <w:rPr>
-          <w:rFonts w:ascii="Nirmala UI" w:hAnsi="Nirmala UI" w:cs="Nirmala UI"/>
-        </w:rPr>
-        <w:t>গুরুত্বপূর্ণ</w:t>
-      </w:r>
-      <w:proofErr w:type="spellEnd"/>
-      <w:r>
-        <w:t xml:space="preserve"> </w:t>
-      </w:r>
-      <w:r>
-        <w:rPr>
-          <w:rStyle w:val="Strong"/>
-          <w:rFonts w:eastAsiaTheme="majorEastAsia"/>
-        </w:rPr>
-        <w:t>public key cryptosystem</w:t>
-      </w:r>
-    </w:p>
-    <w:p>
-      <w:bookmarkStart w:id="0" w:name="_GoBack"/>
-      <w:bookmarkEnd w:id="0"/>
-    </w:p>
+        <w:spacing w:before="100" w:beforeAutospacing="1" w:after="100" w:afterAutospacing="1" w:line="240" w:lineRule="auto"/>
+        <w:outlineLvl w:val="0"/>
+        <w:rPr>
+          <w:rFonts w:ascii="Times New Roman" w:eastAsia="Times New Roman" w:hAnsi="Times New Roman" w:cs="Times New Roman"/>
+          <w:b/>
+          <w:bCs/>
+          <w:kern w:val="36"/>
+          <w:sz w:val="48"/>
+          <w:szCs w:val="48"/>
+        </w:rPr>
+      </w:pPr>
+      <w:r>
+        <w:rPr>
+          <w:rFonts w:ascii="Times New Roman" w:eastAsia="Times New Roman" w:hAnsi="Times New Roman" w:cs="Times New Roman"/>
+          <w:b/>
+          <w:bCs/>
+          <w:kern w:val="36"/>
+          <w:sz w:val="24"/>
+          <w:szCs w:val="24"/>
+          <w:highlight w:val="yellow"/>
+        </w:rPr>
+        <w:t>What is RSA?</w:t>
+      </w:r>
+    </w:p>
+    <w:p>
+      <w:pPr>
+        <w:spacing w:before="100" w:beforeAutospacing="1" w:after="100" w:afterAutospacing="1" w:line="240" w:lineRule="auto"/>
+        <w:rPr>
+          <w:rFonts w:ascii="Times New Roman" w:eastAsia="Times New Roman" w:hAnsi="Times New Roman" w:cs="Times New Roman"/>
+          <w:sz w:val="24"/>
+          <w:szCs w:val="24"/>
+        </w:rPr>
+      </w:pPr>
+      <w:r>
+        <w:rPr>
+          <w:rFonts w:ascii="Times New Roman" w:eastAsia="Times New Roman" w:hAnsi="Times New Roman" w:cs="Times New Roman"/>
+          <w:b/>
+          <w:bCs/>
+          <w:sz w:val="24"/>
+          <w:szCs w:val="24"/>
+        </w:rPr>
+        <w:t>RSA</w:t>
+      </w:r>
+      <w:r>
+        <w:rPr>
+          <w:rFonts w:ascii="Times New Roman" w:eastAsia="Times New Roman" w:hAnsi="Times New Roman" w:cs="Times New Roman"/>
+          <w:sz w:val="24"/>
+          <w:szCs w:val="24"/>
+        </w:rPr>
+        <w:t xml:space="preserve"> is a </w:t>
+      </w:r>
+      <w:r>
+        <w:rPr>
+          <w:rFonts w:ascii="Times New Roman" w:eastAsia="Times New Roman" w:hAnsi="Times New Roman" w:cs="Times New Roman"/>
+          <w:b/>
+          <w:bCs/>
+          <w:sz w:val="24"/>
+          <w:szCs w:val="24"/>
+        </w:rPr>
+        <w:t>public-key cryptography algorithm</w:t>
+      </w:r>
+      <w:r>
+        <w:rPr>
+          <w:rFonts w:ascii="Times New Roman" w:eastAsia="Times New Roman" w:hAnsi="Times New Roman" w:cs="Times New Roman"/>
+          <w:sz w:val="24"/>
+          <w:szCs w:val="24"/>
+        </w:rPr>
+        <w:t xml:space="preserve">, which means it uses </w:t>
+      </w:r>
+      <w:r>
+        <w:rPr>
+          <w:rFonts w:ascii="Times New Roman" w:eastAsia="Times New Roman" w:hAnsi="Times New Roman" w:cs="Times New Roman"/>
+          <w:b/>
+          <w:bCs/>
+          <w:sz w:val="24"/>
+          <w:szCs w:val="24"/>
+        </w:rPr>
+        <w:t>two keys</w:t>
+      </w:r>
+      <w:r>
+        <w:rPr>
+          <w:rFonts w:ascii="Times New Roman" w:eastAsia="Times New Roman" w:hAnsi="Times New Roman" w:cs="Times New Roman"/>
+          <w:sz w:val="24"/>
+          <w:szCs w:val="24"/>
+        </w:rPr>
+        <w:t>:</w:t>
+      </w:r>
+    </w:p>
+    <w:p>
+      <w:pPr>
+        <w:numPr>
+          <w:ilvl w:val="0"/>
+          <w:numId w:val="4"/>
+        </w:numPr>
+        <w:spacing w:before="100" w:beforeAutospacing="1" w:after="100" w:afterAutospacing="1" w:line="240" w:lineRule="auto"/>
+        <w:rPr>
+          <w:rFonts w:ascii="Times New Roman" w:eastAsia="Times New Roman" w:hAnsi="Times New Roman" w:cs="Times New Roman"/>
+          <w:sz w:val="24"/>
+          <w:szCs w:val="24"/>
+        </w:rPr>
+      </w:pPr>
+      <w:r>
+        <w:rPr>
+          <w:rFonts w:ascii="Times New Roman" w:eastAsia="Times New Roman" w:hAnsi="Times New Roman" w:cs="Times New Roman"/>
+          <w:b/>
+          <w:bCs/>
+          <w:sz w:val="24"/>
+          <w:szCs w:val="24"/>
+        </w:rPr>
+        <w:t>Public Key</w:t>
+      </w:r>
+      <w:r>
+        <w:rPr>
+          <w:rFonts w:ascii="Times New Roman" w:eastAsia="Times New Roman" w:hAnsi="Times New Roman" w:cs="Times New Roman"/>
+          <w:sz w:val="24"/>
+          <w:szCs w:val="24"/>
+        </w:rPr>
+        <w:t xml:space="preserve"> – for encryption (anyone can use it) </w:t>
+      </w:r>
+    </w:p>
+    <w:p>
+      <w:pPr>
+        <w:numPr>
+          <w:ilvl w:val="0"/>
+          <w:numId w:val="4"/>
+        </w:numPr>
+        <w:spacing w:before="100" w:beforeAutospacing="1" w:after="100" w:afterAutospacing="1" w:line="240" w:lineRule="auto"/>
+        <w:rPr>
+          <w:rFonts w:ascii="Times New Roman" w:eastAsia="Times New Roman" w:hAnsi="Times New Roman" w:cs="Times New Roman"/>
+          <w:sz w:val="24"/>
+          <w:szCs w:val="24"/>
+        </w:rPr>
+      </w:pPr>
+      <w:r>
+        <w:rPr>
+          <w:rFonts w:ascii="Times New Roman" w:eastAsia="Times New Roman" w:hAnsi="Times New Roman" w:cs="Times New Roman"/>
+          <w:b/>
+          <w:bCs/>
+          <w:sz w:val="24"/>
+          <w:szCs w:val="24"/>
+        </w:rPr>
+        <w:t>Private Key</w:t>
+      </w:r>
+      <w:r>
+        <w:rPr>
+          <w:rFonts w:ascii="Times New Roman" w:eastAsia="Times New Roman" w:hAnsi="Times New Roman" w:cs="Times New Roman"/>
+          <w:sz w:val="24"/>
+          <w:szCs w:val="24"/>
+        </w:rPr>
+        <w:t xml:space="preserve"> – for decryption (only the owner can use it) </w:t>
+      </w:r>
+    </w:p>
+    <w:p>
+      <w:pPr>
+        <w:spacing w:before="100" w:beforeAutospacing="1" w:after="100" w:afterAutospacing="1" w:line="240" w:lineRule="auto"/>
+        <w:rPr>
+          <w:rFonts w:ascii="Times New Roman" w:eastAsia="Times New Roman" w:hAnsi="Times New Roman" w:cs="Times New Roman"/>
+          <w:sz w:val="24"/>
+          <w:szCs w:val="24"/>
+        </w:rPr>
+      </w:pPr>
+      <w:r>
+        <w:rPr>
+          <w:rFonts w:ascii="Times New Roman" w:eastAsia="Times New Roman" w:hAnsi="Times New Roman" w:cs="Times New Roman"/>
+          <w:sz w:val="24"/>
+          <w:szCs w:val="24"/>
+        </w:rPr>
+        <w:t xml:space="preserve">It’s called the </w:t>
+      </w:r>
+      <w:r>
+        <w:rPr>
+          <w:rFonts w:ascii="Times New Roman" w:eastAsia="Times New Roman" w:hAnsi="Times New Roman" w:cs="Times New Roman"/>
+          <w:b/>
+          <w:bCs/>
+          <w:sz w:val="24"/>
+          <w:szCs w:val="24"/>
+        </w:rPr>
+        <w:t>gold standard</w:t>
+      </w:r>
+      <w:r>
+        <w:rPr>
+          <w:rFonts w:ascii="Times New Roman" w:eastAsia="Times New Roman" w:hAnsi="Times New Roman" w:cs="Times New Roman"/>
+          <w:sz w:val="24"/>
+          <w:szCs w:val="24"/>
+        </w:rPr>
+        <w:t xml:space="preserve"> of public-key crypto because it’s widely used for secure communication.</w:t>
+      </w:r>
+    </w:p>
+    <w:p/>
     <w:sectPr>
       <w:pgSz w:w="12240" w:h="15840"/>
       <w:pgMar w:top="1440" w:right="1440" w:bottom="1440" w:left="1440" w:header="720" w:footer="720" w:gutter="0"/>
@@ -2857,6 +2416,268 @@
 <file path=word/numbering.xml><?xml version="1.0" encoding="utf-8"?>
 <w:numbering xmlns:wpc="http://schemas.microsoft.com/office/word/2010/wordprocessingCanvas" xmlns:cx="http://schemas.microsoft.com/office/drawing/2014/chartex" xmlns:mc="http://schemas.openxmlformats.org/markup-compatibility/2006" xmlns:o="urn:schemas-microsoft-com:office:office" xmlns:r="http://schemas.openxmlformats.org/officeDocument/2006/relationships" xmlns:m="http://schemas.openxmlformats.org/officeDocument/2006/math" xmlns:v="urn:schemas-microsoft-com:vml" xmlns:wp14="http://schemas.microsoft.com/office/word/2010/wordprocessingDrawing" xmlns:wp="http://schemas.openxmlformats.org/drawingml/2006/wordprocessingDrawing" xmlns:w10="urn:schemas-microsoft-com:office:word" xmlns:w="http://schemas.openxmlformats.org/wordprocessingml/2006/main" xmlns:w14="http://schemas.microsoft.com/office/word/2010/wordml" xmlns:w15="http://schemas.microsoft.com/office/word/2012/wordml" xmlns:w16se="http://schemas.microsoft.com/office/word/2015/wordml/symex" xmlns:wpg="http://schemas.microsoft.com/office/word/2010/wordprocessingGroup" xmlns:wpi="http://schemas.microsoft.com/office/word/2010/wordprocessingInk" xmlns:wne="http://schemas.microsoft.com/office/word/2006/wordml" xmlns:wps="http://schemas.microsoft.com/office/word/2010/wordprocessingShape" mc:Ignorable="w14 w15 w16se wp14">
   <w:abstractNum w:abstractNumId="0" w15:restartNumberingAfterBreak="0">
+    <w:nsid w:val="03FD20A3"/>
+    <w:multiLevelType w:val="multilevel"/>
+    <w:tmpl w:val="7C7E8C02"/>
+    <w:lvl w:ilvl="0">
+      <w:start w:val="1"/>
+      <w:numFmt w:val="decimal"/>
+      <w:lvlText w:val="%1."/>
+      <w:lvlJc w:val="left"/>
+      <w:pPr>
+        <w:tabs>
+          <w:tab w:val="num" w:pos="720"/>
+        </w:tabs>
+        <w:ind w:left="720" w:hanging="360"/>
+      </w:pPr>
+    </w:lvl>
+    <w:lvl w:ilvl="1" w:tentative="1">
+      <w:start w:val="1"/>
+      <w:numFmt w:val="decimal"/>
+      <w:lvlText w:val="%2."/>
+      <w:lvlJc w:val="left"/>
+      <w:pPr>
+        <w:tabs>
+          <w:tab w:val="num" w:pos="1440"/>
+        </w:tabs>
+        <w:ind w:left="1440" w:hanging="360"/>
+      </w:pPr>
+    </w:lvl>
+    <w:lvl w:ilvl="2" w:tentative="1">
+      <w:start w:val="1"/>
+      <w:numFmt w:val="decimal"/>
+      <w:lvlText w:val="%3."/>
+      <w:lvlJc w:val="left"/>
+      <w:pPr>
+        <w:tabs>
+          <w:tab w:val="num" w:pos="2160"/>
+        </w:tabs>
+        <w:ind w:left="2160" w:hanging="360"/>
+      </w:pPr>
+    </w:lvl>
+    <w:lvl w:ilvl="3" w:tentative="1">
+      <w:start w:val="1"/>
+      <w:numFmt w:val="decimal"/>
+      <w:lvlText w:val="%4."/>
+      <w:lvlJc w:val="left"/>
+      <w:pPr>
+        <w:tabs>
+          <w:tab w:val="num" w:pos="2880"/>
+        </w:tabs>
+        <w:ind w:left="2880" w:hanging="360"/>
+      </w:pPr>
+    </w:lvl>
+    <w:lvl w:ilvl="4" w:tentative="1">
+      <w:start w:val="1"/>
+      <w:numFmt w:val="decimal"/>
+      <w:lvlText w:val="%5."/>
+      <w:lvlJc w:val="left"/>
+      <w:pPr>
+        <w:tabs>
+          <w:tab w:val="num" w:pos="3600"/>
+        </w:tabs>
+        <w:ind w:left="3600" w:hanging="360"/>
+      </w:pPr>
+    </w:lvl>
+    <w:lvl w:ilvl="5" w:tentative="1">
+      <w:start w:val="1"/>
+      <w:numFmt w:val="decimal"/>
+      <w:lvlText w:val="%6."/>
+      <w:lvlJc w:val="left"/>
+      <w:pPr>
+        <w:tabs>
+          <w:tab w:val="num" w:pos="4320"/>
+        </w:tabs>
+        <w:ind w:left="4320" w:hanging="360"/>
+      </w:pPr>
+    </w:lvl>
+    <w:lvl w:ilvl="6" w:tentative="1">
+      <w:start w:val="1"/>
+      <w:numFmt w:val="decimal"/>
+      <w:lvlText w:val="%7."/>
+      <w:lvlJc w:val="left"/>
+      <w:pPr>
+        <w:tabs>
+          <w:tab w:val="num" w:pos="5040"/>
+        </w:tabs>
+        <w:ind w:left="5040" w:hanging="360"/>
+      </w:pPr>
+    </w:lvl>
+    <w:lvl w:ilvl="7" w:tentative="1">
+      <w:start w:val="1"/>
+      <w:numFmt w:val="decimal"/>
+      <w:lvlText w:val="%8."/>
+      <w:lvlJc w:val="left"/>
+      <w:pPr>
+        <w:tabs>
+          <w:tab w:val="num" w:pos="5760"/>
+        </w:tabs>
+        <w:ind w:left="5760" w:hanging="360"/>
+      </w:pPr>
+    </w:lvl>
+    <w:lvl w:ilvl="8" w:tentative="1">
+      <w:start w:val="1"/>
+      <w:numFmt w:val="decimal"/>
+      <w:lvlText w:val="%9."/>
+      <w:lvlJc w:val="left"/>
+      <w:pPr>
+        <w:tabs>
+          <w:tab w:val="num" w:pos="6480"/>
+        </w:tabs>
+        <w:ind w:left="6480" w:hanging="360"/>
+      </w:pPr>
+    </w:lvl>
+  </w:abstractNum>
+  <w:abstractNum w:abstractNumId="1" w15:restartNumberingAfterBreak="0">
+    <w:nsid w:val="0A2D0366"/>
+    <w:multiLevelType w:val="multilevel"/>
+    <w:tmpl w:val="1898C892"/>
+    <w:lvl w:ilvl="0">
+      <w:start w:val="1"/>
+      <w:numFmt w:val="bullet"/>
+      <w:lvlText w:val=""/>
+      <w:lvlJc w:val="left"/>
+      <w:pPr>
+        <w:tabs>
+          <w:tab w:val="num" w:pos="720"/>
+        </w:tabs>
+        <w:ind w:left="720" w:hanging="360"/>
+      </w:pPr>
+      <w:rPr>
+        <w:rFonts w:ascii="Symbol" w:hAnsi="Symbol" w:hint="default"/>
+        <w:sz w:val="20"/>
+      </w:rPr>
+    </w:lvl>
+    <w:lvl w:ilvl="1" w:tentative="1">
+      <w:start w:val="1"/>
+      <w:numFmt w:val="bullet"/>
+      <w:lvlText w:val="o"/>
+      <w:lvlJc w:val="left"/>
+      <w:pPr>
+        <w:tabs>
+          <w:tab w:val="num" w:pos="1440"/>
+        </w:tabs>
+        <w:ind w:left="1440" w:hanging="360"/>
+      </w:pPr>
+      <w:rPr>
+        <w:rFonts w:ascii="Courier New" w:hAnsi="Courier New" w:hint="default"/>
+        <w:sz w:val="20"/>
+      </w:rPr>
+    </w:lvl>
+    <w:lvl w:ilvl="2" w:tentative="1">
+      <w:start w:val="1"/>
+      <w:numFmt w:val="bullet"/>
+      <w:lvlText w:val=""/>
+      <w:lvlJc w:val="left"/>
+      <w:pPr>
+        <w:tabs>
+          <w:tab w:val="num" w:pos="2160"/>
+        </w:tabs>
+        <w:ind w:left="2160" w:hanging="360"/>
+      </w:pPr>
+      <w:rPr>
+        <w:rFonts w:ascii="Wingdings" w:hAnsi="Wingdings" w:hint="default"/>
+        <w:sz w:val="20"/>
+      </w:rPr>
+    </w:lvl>
+    <w:lvl w:ilvl="3" w:tentative="1">
+      <w:start w:val="1"/>
+      <w:numFmt w:val="bullet"/>
+      <w:lvlText w:val=""/>
+      <w:lvlJc w:val="left"/>
+      <w:pPr>
+        <w:tabs>
+          <w:tab w:val="num" w:pos="2880"/>
+        </w:tabs>
+        <w:ind w:left="2880" w:hanging="360"/>
+      </w:pPr>
+      <w:rPr>
+        <w:rFonts w:ascii="Wingdings" w:hAnsi="Wingdings" w:hint="default"/>
+        <w:sz w:val="20"/>
+      </w:rPr>
+    </w:lvl>
+    <w:lvl w:ilvl="4" w:tentative="1">
+      <w:start w:val="1"/>
+      <w:numFmt w:val="bullet"/>
+      <w:lvlText w:val=""/>
+      <w:lvlJc w:val="left"/>
+      <w:pPr>
+        <w:tabs>
+          <w:tab w:val="num" w:pos="3600"/>
+        </w:tabs>
+        <w:ind w:left="3600" w:hanging="360"/>
+      </w:pPr>
+      <w:rPr>
+        <w:rFonts w:ascii="Wingdings" w:hAnsi="Wingdings" w:hint="default"/>
+        <w:sz w:val="20"/>
+      </w:rPr>
+    </w:lvl>
+    <w:lvl w:ilvl="5" w:tentative="1">
+      <w:start w:val="1"/>
+      <w:numFmt w:val="bullet"/>
+      <w:lvlText w:val=""/>
+      <w:lvlJc w:val="left"/>
+      <w:pPr>
+        <w:tabs>
+          <w:tab w:val="num" w:pos="4320"/>
+        </w:tabs>
+        <w:ind w:left="4320" w:hanging="360"/>
+      </w:pPr>
+      <w:rPr>
+        <w:rFonts w:ascii="Wingdings" w:hAnsi="Wingdings" w:hint="default"/>
+        <w:sz w:val="20"/>
+      </w:rPr>
+    </w:lvl>
+    <w:lvl w:ilvl="6" w:tentative="1">
+      <w:start w:val="1"/>
+      <w:numFmt w:val="bullet"/>
+      <w:lvlText w:val=""/>
+      <w:lvlJc w:val="left"/>
+      <w:pPr>
+        <w:tabs>
+          <w:tab w:val="num" w:pos="5040"/>
+        </w:tabs>
+        <w:ind w:left="5040" w:hanging="360"/>
+      </w:pPr>
+      <w:rPr>
+        <w:rFonts w:ascii="Wingdings" w:hAnsi="Wingdings" w:hint="default"/>
+        <w:sz w:val="20"/>
+      </w:rPr>
+    </w:lvl>
+    <w:lvl w:ilvl="7" w:tentative="1">
+      <w:start w:val="1"/>
+      <w:numFmt w:val="bullet"/>
+      <w:lvlText w:val=""/>
+      <w:lvlJc w:val="left"/>
+      <w:pPr>
+        <w:tabs>
+          <w:tab w:val="num" w:pos="5760"/>
+        </w:tabs>
+        <w:ind w:left="5760" w:hanging="360"/>
+      </w:pPr>
+      <w:rPr>
+        <w:rFonts w:ascii="Wingdings" w:hAnsi="Wingdings" w:hint="default"/>
+        <w:sz w:val="20"/>
+      </w:rPr>
+    </w:lvl>
+    <w:lvl w:ilvl="8" w:tentative="1">
+      <w:start w:val="1"/>
+      <w:numFmt w:val="bullet"/>
+      <w:lvlText w:val=""/>
+      <w:lvlJc w:val="left"/>
+      <w:pPr>
+        <w:tabs>
+          <w:tab w:val="num" w:pos="6480"/>
+        </w:tabs>
+        <w:ind w:left="6480" w:hanging="360"/>
+      </w:pPr>
+      <w:rPr>
+        <w:rFonts w:ascii="Wingdings" w:hAnsi="Wingdings" w:hint="default"/>
+        <w:sz w:val="20"/>
+      </w:rPr>
+    </w:lvl>
+  </w:abstractNum>
+  <w:abstractNum w:abstractNumId="2" w15:restartNumberingAfterBreak="0">
     <w:nsid w:val="0F6D7782"/>
     <w:multiLevelType w:val="multilevel"/>
     <w:tmpl w:val="33689778"/>
@@ -3005,7 +2826,120 @@
       </w:rPr>
     </w:lvl>
   </w:abstractNum>
-  <w:abstractNum w:abstractNumId="1" w15:restartNumberingAfterBreak="0">
+  <w:abstractNum w:abstractNumId="3" w15:restartNumberingAfterBreak="0">
+    <w:nsid w:val="2F8D6DC4"/>
+    <w:multiLevelType w:val="multilevel"/>
+    <w:tmpl w:val="76C00BF6"/>
+    <w:lvl w:ilvl="0">
+      <w:start w:val="1"/>
+      <w:numFmt w:val="decimal"/>
+      <w:lvlText w:val="%1."/>
+      <w:lvlJc w:val="left"/>
+      <w:pPr>
+        <w:tabs>
+          <w:tab w:val="num" w:pos="720"/>
+        </w:tabs>
+        <w:ind w:left="720" w:hanging="360"/>
+      </w:pPr>
+    </w:lvl>
+    <w:lvl w:ilvl="1" w:tentative="1">
+      <w:start w:val="1"/>
+      <w:numFmt w:val="decimal"/>
+      <w:lvlText w:val="%2."/>
+      <w:lvlJc w:val="left"/>
+      <w:pPr>
+        <w:tabs>
+          <w:tab w:val="num" w:pos="1440"/>
+        </w:tabs>
+        <w:ind w:left="1440" w:hanging="360"/>
+      </w:pPr>
+    </w:lvl>
+    <w:lvl w:ilvl="2" w:tentative="1">
+      <w:start w:val="1"/>
+      <w:numFmt w:val="decimal"/>
+      <w:lvlText w:val="%3."/>
+      <w:lvlJc w:val="left"/>
+      <w:pPr>
+        <w:tabs>
+          <w:tab w:val="num" w:pos="2160"/>
+        </w:tabs>
+        <w:ind w:left="2160" w:hanging="360"/>
+      </w:pPr>
+    </w:lvl>
+    <w:lvl w:ilvl="3" w:tentative="1">
+      <w:start w:val="1"/>
+      <w:numFmt w:val="decimal"/>
+      <w:lvlText w:val="%4."/>
+      <w:lvlJc w:val="left"/>
+      <w:pPr>
+        <w:tabs>
+          <w:tab w:val="num" w:pos="2880"/>
+        </w:tabs>
+        <w:ind w:left="2880" w:hanging="360"/>
+      </w:pPr>
+    </w:lvl>
+    <w:lvl w:ilvl="4" w:tentative="1">
+      <w:start w:val="1"/>
+      <w:numFmt w:val="decimal"/>
+      <w:lvlText w:val="%5."/>
+      <w:lvlJc w:val="left"/>
+      <w:pPr>
+        <w:tabs>
+          <w:tab w:val="num" w:pos="3600"/>
+        </w:tabs>
+        <w:ind w:left="3600" w:hanging="360"/>
+      </w:pPr>
+    </w:lvl>
+    <w:lvl w:ilvl="5" w:tentative="1">
+      <w:start w:val="1"/>
+      <w:numFmt w:val="decimal"/>
+      <w:lvlText w:val="%6."/>
+      <w:lvlJc w:val="left"/>
+      <w:pPr>
+        <w:tabs>
+          <w:tab w:val="num" w:pos="4320"/>
+        </w:tabs>
+        <w:ind w:left="4320" w:hanging="360"/>
+      </w:pPr>
+    </w:lvl>
+    <w:lvl w:ilvl="6" w:tentative="1">
+      <w:start w:val="1"/>
+      <w:numFmt w:val="decimal"/>
+      <w:lvlText w:val="%7."/>
+      <w:lvlJc w:val="left"/>
+      <w:pPr>
+        <w:tabs>
+          <w:tab w:val="num" w:pos="5040"/>
+        </w:tabs>
+        <w:ind w:left="5040" w:hanging="360"/>
+      </w:pPr>
+    </w:lvl>
+    <w:lvl w:ilvl="7" w:tentative="1">
+      <w:start w:val="1"/>
+      <w:numFmt w:val="decimal"/>
+      <w:lvlText w:val="%8."/>
+      <w:lvlJc w:val="left"/>
+      <w:pPr>
+        <w:tabs>
+          <w:tab w:val="num" w:pos="5760"/>
+        </w:tabs>
+        <w:ind w:left="5760" w:hanging="360"/>
+      </w:pPr>
+    </w:lvl>
+    <w:lvl w:ilvl="8" w:tentative="1">
+      <w:start w:val="1"/>
+      <w:numFmt w:val="decimal"/>
+      <w:lvlText w:val="%9."/>
+      <w:lvlJc w:val="left"/>
+      <w:pPr>
+        <w:tabs>
+          <w:tab w:val="num" w:pos="6480"/>
+        </w:tabs>
+        <w:ind w:left="6480" w:hanging="360"/>
+      </w:pPr>
+    </w:lvl>
+  </w:abstractNum>
+  <w:abstractNum w:abstractNumId="4" w15:restartNumberingAfterBreak="0">
     <w:nsid w:val="3495010F"/>
     <w:multiLevelType w:val="multilevel"/>
     <w:tmpl w:val="A3CC7ABA"/>
@@ -3154,7 +3088,7 @@
       </w:rPr>
     </w:lvl>
   </w:abstractNum>
-  <w:abstractNum w:abstractNumId="2" w15:restartNumberingAfterBreak="0">
+  <w:abstractNum w:abstractNumId="5" w15:restartNumberingAfterBreak="0">
     <w:nsid w:val="6A3A0B64"/>
     <w:multiLevelType w:val="multilevel"/>
     <w:tmpl w:val="3FA4FF42"/>
@@ -3304,12 +3238,21 @@
     </w:lvl>
   </w:abstractNum>
   <w:num w:numId="1">
+    <w:abstractNumId w:val="4"/>
+  </w:num>
+  <w:num w:numId="2">
+    <w:abstractNumId w:val="5"/>
+  </w:num>
+  <w:num w:numId="3">
+    <w:abstractNumId w:val="2"/>
+  </w:num>
+  <w:num w:numId="4">
+    <w:abstractNumId w:val="3"/>
+  </w:num>
+  <w:num w:numId="5">
     <w:abstractNumId w:val="1"/>
   </w:num>
-  <w:num w:numId="2">
-    <w:abstractNumId w:val="2"/>
-  </w:num>
-  <w:num w:numId="3">
+  <w:num w:numId="6">
     <w:abstractNumId w:val="0"/>
   </w:num>
 </w:numbering>
